--- a/Antonius_CV.docx
+++ b/Antonius_CV.docx
@@ -16,14 +16,14 @@
         </w:tblCellMar>
       </w:tblPr>
       <w:tblGrid>
-        <w:gridCol w:w="1898"/>
-        <w:gridCol w:w="8008"/>
+        <w:gridCol w:w="1897"/>
+        <w:gridCol w:w="8009"/>
       </w:tblGrid>
       <w:tr>
         <w:trPr/>
         <w:tc>
           <w:tcPr>
-            <w:tcW w:w="1898" w:type="dxa"/>
+            <w:tcW w:w="1897" w:type="dxa"/>
             <w:tcBorders/>
             <w:vAlign w:val="center"/>
           </w:tcPr>
@@ -37,7 +37,7 @@
               <w:rPr/>
               <w:drawing>
                 <wp:inline distT="0" distB="0" distL="0" distR="0">
-                  <wp:extent cx="1028700" cy="1028700"/>
+                  <wp:extent cx="1064895" cy="1064895"/>
                   <wp:effectExtent l="0" t="0" r="0" b="0"/>
                   <wp:docPr id="1" name="Image1"/>
                   <wp:cNvGraphicFramePr>
@@ -61,7 +61,7 @@
                         <pic:spPr bwMode="auto">
                           <a:xfrm>
                             <a:off x="0" y="0"/>
-                            <a:ext cx="1028700" cy="1028700"/>
+                            <a:ext cx="1064895" cy="1064895"/>
                           </a:xfrm>
                           <a:prstGeom prst="rect">
                             <a:avLst/>
@@ -78,7 +78,7 @@
         </w:tc>
         <w:tc>
           <w:tcPr>
-            <w:tcW w:w="8008" w:type="dxa"/>
+            <w:tcW w:w="8009" w:type="dxa"/>
             <w:tcBorders/>
             <w:shd w:fill="1B3A6B" w:val="clear"/>
             <w:tcMar>
@@ -120,7 +120,18 @@
                 <w:sz w:val="19"/>
                 <w:szCs w:val="19"/>
               </w:rPr>
-              <w:t>IT Security Researcher  ·  Electronic Engineer  ·  Roboticist  ·  AI/ML Practitioner</w:t>
+              <w:t xml:space="preserve">Polymath </w:t>
+            </w:r>
+            <w:r>
+              <w:rPr>
+                <w:rFonts w:eastAsia="Arial" w:cs="Arial"/>
+                <w:i/>
+                <w:iCs/>
+                <w:color w:val="9DC3F0"/>
+                <w:sz w:val="19"/>
+                <w:szCs w:val="19"/>
+              </w:rPr>
+              <w:t xml:space="preserve">Security Researcher </w:t>
             </w:r>
           </w:p>
           <w:p>
@@ -177,16 +188,82 @@
             <w:pPr>
               <w:pStyle w:val="Normal"/>
               <w:spacing w:before="0" w:after="0"/>
-              <w:rPr/>
-            </w:pPr>
-            <w:r>
               <w:rPr>
                 <w:rFonts w:eastAsia="Arial" w:cs="Arial"/>
                 <w:color w:val="9DC3F0"/>
                 <w:sz w:val="19"/>
                 <w:szCs w:val="19"/>
               </w:rPr>
+            </w:pPr>
+            <w:r>
+              <w:rPr>
+                <w:rFonts w:eastAsia="Arial" w:cs="Arial"/>
+                <w:color w:val="9DC3F0"/>
+                <w:sz w:val="19"/>
+                <w:szCs w:val="19"/>
+              </w:rPr>
               <w:t>Twitter: @bluedragonsec   |   Medium: @w1sdom   |   0x00sec: w1sdom</w:t>
+            </w:r>
+          </w:p>
+          <w:p>
+            <w:pPr>
+              <w:pStyle w:val="Normal"/>
+              <w:spacing w:before="0" w:after="0"/>
+              <w:rPr>
+                <w:rFonts w:eastAsia="Arial" w:cs="Arial"/>
+                <w:color w:val="9DC3F0"/>
+                <w:sz w:val="19"/>
+                <w:szCs w:val="19"/>
+              </w:rPr>
+            </w:pPr>
+            <w:r>
+              <w:rPr>
+                <w:rFonts w:eastAsia="Arial" w:cs="Arial"/>
+                <w:color w:val="9DC3F0"/>
+                <w:sz w:val="19"/>
+                <w:szCs w:val="19"/>
+              </w:rPr>
+            </w:r>
+          </w:p>
+          <w:p>
+            <w:pPr>
+              <w:pStyle w:val="Normal"/>
+              <w:spacing w:before="0" w:after="60"/>
+              <w:rPr>
+                <w:b/>
+                <w:bCs/>
+                <w:color w:val="FFFFFF"/>
+              </w:rPr>
+            </w:pPr>
+            <w:r>
+              <w:rPr>
+                <w:rFonts w:ascii="Oxanium;sans-serif" w:hAnsi="Oxanium;sans-serif"/>
+                <w:b/>
+                <w:bCs/>
+                <w:i w:val="false"/>
+                <w:caps w:val="false"/>
+                <w:smallCaps w:val="false"/>
+                <w:color w:val="FFFFFF"/>
+                <w:spacing w:val="0"/>
+                <w:sz w:val="20"/>
+                <w:szCs w:val="20"/>
+              </w:rPr>
+              <w:t>Hidden Gem | Technical Polymath | Unique Skillset | Melancholic Choleric | Scorpio Zodiac | Gifte</w:t>
+            </w:r>
+            <w:r>
+              <w:rPr>
+                <w:rFonts w:ascii="Oxanium;sans-serif" w:hAnsi="Oxanium;sans-serif"/>
+                <w:b/>
+                <w:bCs/>
+                <w:i w:val="false"/>
+                <w:caps w:val="false"/>
+                <w:smallCaps w:val="false"/>
+                <w:color w:val="FFFFFF"/>
+                <w:spacing w:val="0"/>
+                <w:sz w:val="20"/>
+                <w:szCs w:val="20"/>
+              </w:rPr>
+              <w:t>d | Rare Entity | Novel Hacking</w:t>
             </w:r>
           </w:p>
         </w:tc>
@@ -237,50 +314,21 @@
       <w:pPr>
         <w:pStyle w:val="Normal"/>
         <w:spacing w:before="0" w:after="80"/>
-        <w:rPr/>
-      </w:pPr>
-      <w:r>
-        <w:rPr>
-          <w:rFonts w:eastAsia="Arial" w:cs="Arial"/>
-          <w:color w:val="2C2C2C"/>
-          <w:sz w:val="21"/>
-          <w:szCs w:val="21"/>
-        </w:rPr>
-        <w:t>Multi-disciplinary security professional with 1</w:t>
-      </w:r>
-      <w:r>
-        <w:rPr>
-          <w:rFonts w:eastAsia="Arial" w:cs="Arial"/>
-          <w:color w:val="2C2C2C"/>
-          <w:sz w:val="21"/>
-          <w:szCs w:val="21"/>
-        </w:rPr>
-        <w:t>0</w:t>
-      </w:r>
-      <w:r>
-        <w:rPr>
-          <w:rFonts w:eastAsia="Arial" w:cs="Arial"/>
-          <w:color w:val="2C2C2C"/>
-          <w:sz w:val="21"/>
-          <w:szCs w:val="21"/>
-        </w:rPr>
-        <w:t>+ years of hands-on experience spanning offensive security research, Linux kernel exploitation, hardware engineering, robotics, and applied AI/ML. Founder of Blue Dragon Security, an independent research page conducting advanced vulnerability research, 0-day discovery, and custom security hardware development in collaboration with intelligence-aligned organizations in Indonesia.</w:t>
-      </w:r>
-    </w:p>
-    <w:p>
-      <w:pPr>
-        <w:pStyle w:val="Normal"/>
-        <w:spacing w:before="0" w:after="60"/>
-        <w:rPr/>
-      </w:pPr>
-      <w:r>
-        <w:rPr>
-          <w:rFonts w:eastAsia="Arial" w:cs="Arial"/>
-          <w:color w:val="2C2C2C"/>
-          <w:sz w:val="21"/>
-          <w:szCs w:val="21"/>
-        </w:rPr>
-        <w:t>Recognized CVE discoverer with active contributions to the Linux kernel security community via LKML and direct maintainer engagement. Combines deep expertise in low-level systems — from kernel internals and x86 exploitation to RF hardware and custom IoT fabrication — with modern deep learning capabilities, producing a rare cross-disciplinary profile across both offensive and defensive security domains.</w:t>
+        <w:rPr>
+          <w:rFonts w:eastAsia="Arial" w:cs="Arial"/>
+          <w:color w:val="2C2C2C"/>
+          <w:sz w:val="21"/>
+          <w:szCs w:val="21"/>
+        </w:rPr>
+      </w:pPr>
+      <w:r>
+        <w:rPr>
+          <w:rFonts w:eastAsia="Arial" w:cs="Arial"/>
+          <w:color w:val="2C2C2C"/>
+          <w:sz w:val="21"/>
+          <w:szCs w:val="21"/>
+        </w:rPr>
+        <w:t>As a polymath security researcher, I combine multidisciplinary expertise in low-level vulnerability research and hardware hacking, supported by a solid foundation in mechatronics, mathematics, and deep learning to provide a rare skillset.</w:t>
       </w:r>
     </w:p>
     <w:p>
@@ -374,7 +422,7 @@
                 <w:sz w:val="20"/>
                 <w:szCs w:val="20"/>
               </w:rPr>
-              <w:t>Linux Kernel Exploitation, Heap Exploitation, ROP Chains, SMEP/SMAP/KASLR Bypass, x86/x64 Assembly, Fuzzing (Syzkaller), CVE Research &amp; 0-day Discovery</w:t>
+              <w:t>Low level vulnerability research</w:t>
             </w:r>
           </w:p>
         </w:tc>
@@ -401,7 +449,7 @@
                 <w:sz w:val="20"/>
                 <w:szCs w:val="20"/>
               </w:rPr>
-              <w:t>Kernel / Systems</w:t>
+              <w:t>Hardware &amp; RF</w:t>
             </w:r>
           </w:p>
         </w:tc>
@@ -422,7 +470,25 @@
                 <w:sz w:val="20"/>
                 <w:szCs w:val="20"/>
               </w:rPr>
-              <w:t>Linux Kernel Internals (SLUB Allocator, VMA/mm, io_uring, mseal), LKM Development, KASAN/KCOV, GDB/GEF, QEMU Lab Environments</w:t>
+              <w:t xml:space="preserve">PCB Design &amp; Fabrication, RTL-SDR, </w:t>
+            </w:r>
+            <w:r>
+              <w:rPr>
+                <w:rFonts w:eastAsia="Arial" w:cs="Arial"/>
+                <w:color w:val="333333"/>
+                <w:sz w:val="20"/>
+                <w:szCs w:val="20"/>
+              </w:rPr>
+              <w:t>Custom Tactical Hacking Device Development</w:t>
+            </w:r>
+            <w:r>
+              <w:rPr>
+                <w:rFonts w:eastAsia="Arial" w:cs="Arial"/>
+                <w:color w:val="333333"/>
+                <w:sz w:val="20"/>
+                <w:szCs w:val="20"/>
+              </w:rPr>
+              <w:t>, IoT Device Fabrication</w:t>
             </w:r>
           </w:p>
         </w:tc>
@@ -449,7 +515,7 @@
                 <w:sz w:val="20"/>
                 <w:szCs w:val="20"/>
               </w:rPr>
-              <w:t>Hardware &amp; RF</w:t>
+              <w:t>Robotics</w:t>
             </w:r>
           </w:p>
         </w:tc>
@@ -470,7 +536,7 @@
                 <w:sz w:val="20"/>
                 <w:szCs w:val="20"/>
               </w:rPr>
-              <w:t>PCB Design &amp; Fabrication, RTL-SDR / HackRF / BladeRF, SIM Card Attacks, Custom Intelligence Hardware, IoT Device Fabrication</w:t>
+              <w:t>Autonomous Robot Design &amp; Programming, Embedded Systems, Sensor Integration, Motor Control, Custom Robotic Platforms</w:t>
             </w:r>
           </w:p>
         </w:tc>
@@ -497,7 +563,7 @@
                 <w:sz w:val="20"/>
                 <w:szCs w:val="20"/>
               </w:rPr>
-              <w:t>Robotics</w:t>
+              <w:t>AI / Deep Learning</w:t>
             </w:r>
           </w:p>
         </w:tc>
@@ -518,7 +584,7 @@
                 <w:sz w:val="20"/>
                 <w:szCs w:val="20"/>
               </w:rPr>
-              <w:t>Autonomous Robot Design &amp; Programming, Embedded Systems, Sensor Integration, Motor Control, Custom Robotic Platforms</w:t>
+              <w:t>Deep Learning (TensorFlow/PyTorch), Computer Vision, Transformers, Mamba</w:t>
             </w:r>
           </w:p>
         </w:tc>
@@ -545,7 +611,7 @@
                 <w:sz w:val="20"/>
                 <w:szCs w:val="20"/>
               </w:rPr>
-              <w:t>AI / Deep Learning</w:t>
+              <w:t>Programming</w:t>
             </w:r>
           </w:p>
         </w:tc>
@@ -566,7 +632,25 @@
                 <w:sz w:val="20"/>
                 <w:szCs w:val="20"/>
               </w:rPr>
-              <w:t>Deep Learning (TensorFlow/PyTorch), Computer Vision, Transformers, Mamba, AI-assisted Security Tooling</w:t>
+              <w:t xml:space="preserve">C, C++, Python, </w:t>
+            </w:r>
+            <w:r>
+              <w:rPr>
+                <w:rFonts w:eastAsia="Arial" w:cs="Arial"/>
+                <w:color w:val="333333"/>
+                <w:sz w:val="20"/>
+                <w:szCs w:val="20"/>
+              </w:rPr>
+              <w:t>ASM</w:t>
+            </w:r>
+            <w:r>
+              <w:rPr>
+                <w:rFonts w:eastAsia="Arial" w:cs="Arial"/>
+                <w:color w:val="333333"/>
+                <w:sz w:val="20"/>
+                <w:szCs w:val="20"/>
+              </w:rPr>
+              <w:t>, Java, PHP</w:t>
             </w:r>
           </w:p>
         </w:tc>
@@ -593,7 +677,7 @@
                 <w:sz w:val="20"/>
                 <w:szCs w:val="20"/>
               </w:rPr>
-              <w:t>Programming</w:t>
+              <w:t>Platforms</w:t>
             </w:r>
           </w:p>
         </w:tc>
@@ -614,7 +698,7 @@
                 <w:sz w:val="20"/>
                 <w:szCs w:val="20"/>
               </w:rPr>
-              <w:t>C, C++, Python, x86/x64 Assembly, Java (android studio), PHP, JavaScript, Rust (analysis)</w:t>
+              <w:t>Linux (primary), Freebsd, Android, IOS, QEMU, ARM/x86 embedded systems</w:t>
             </w:r>
           </w:p>
         </w:tc>
@@ -641,54 +725,6 @@
                 <w:sz w:val="20"/>
                 <w:szCs w:val="20"/>
               </w:rPr>
-              <w:t>Platforms</w:t>
-            </w:r>
-          </w:p>
-        </w:tc>
-        <w:tc>
-          <w:tcPr>
-            <w:tcW w:w="7706" w:type="dxa"/>
-            <w:tcBorders/>
-          </w:tcPr>
-          <w:p>
-            <w:pPr>
-              <w:pStyle w:val="Normal"/>
-              <w:rPr/>
-            </w:pPr>
-            <w:r>
-              <w:rPr>
-                <w:rFonts w:eastAsia="Arial" w:cs="Arial"/>
-                <w:color w:val="333333"/>
-                <w:sz w:val="20"/>
-                <w:szCs w:val="20"/>
-              </w:rPr>
-              <w:t>Linux (primary), Freebsd, Android (security research), IOS, QEMU, ARM/x86 embedded systems</w:t>
-            </w:r>
-          </w:p>
-        </w:tc>
-      </w:tr>
-      <w:tr>
-        <w:trPr/>
-        <w:tc>
-          <w:tcPr>
-            <w:tcW w:w="2200" w:type="dxa"/>
-            <w:tcBorders/>
-            <w:shd w:fill="F0F3F7" w:val="clear"/>
-          </w:tcPr>
-          <w:p>
-            <w:pPr>
-              <w:pStyle w:val="Normal"/>
-              <w:rPr/>
-            </w:pPr>
-            <w:r>
-              <w:rPr>
-                <w:rFonts w:eastAsia="Arial" w:cs="Arial"/>
-                <w:b/>
-                <w:bCs/>
-                <w:color w:val="1B3A6B"/>
-                <w:sz w:val="20"/>
-                <w:szCs w:val="20"/>
-              </w:rPr>
               <w:t>Other Skills &amp; Knowledges</w:t>
             </w:r>
           </w:p>
@@ -716,7 +752,7 @@
                 <w:sz w:val="20"/>
                 <w:szCs w:val="20"/>
               </w:rPr>
-              <w:t>Math, chess, playing musical instruments (guitar fingerstyle &amp; keyboard), martial art (muay thai, taekwondo, boxing, bjj)</w:t>
+              <w:t>Math, chess, musical instruments (guitar fingerstyle &amp; keyboard), martial art (muay thai, taekwondo, boxing, bjj)</w:t>
             </w:r>
           </w:p>
         </w:tc>
@@ -878,7 +914,7 @@
                 <w:sz w:val="19"/>
                 <w:szCs w:val="19"/>
               </w:rPr>
-              <w:t>On Progress (reported to lkml)</w:t>
+              <w:t>CVE-2026-23416</w:t>
             </w:r>
           </w:p>
         </w:tc>
@@ -995,7 +1031,7 @@
                 <w:sz w:val="19"/>
                 <w:szCs w:val="19"/>
               </w:rPr>
-              <w:t>Out-of-bounds read vulnerability in LiteDNS server. Full PoC, CVSS analysis, and responsible disclosure completed.</w:t>
+              <w:t xml:space="preserve">Out-of-bounds read vulnerability in LiteDNS server. </w:t>
             </w:r>
           </w:p>
         </w:tc>
@@ -1086,7 +1122,7 @@
                 <w:sz w:val="19"/>
                 <w:szCs w:val="19"/>
               </w:rPr>
-              <w:t>Remote heap-based buffer underflow in buptLab dns_relay_server. PoC exploit demonstrating remote trigger without authentication.</w:t>
+              <w:t xml:space="preserve">Remote heap-based buffer underflow in buptLab dns_relay_server. </w:t>
             </w:r>
           </w:p>
         </w:tc>
@@ -1151,7 +1187,7 @@
                 <w:sz w:val="19"/>
                 <w:szCs w:val="19"/>
               </w:rPr>
-              <w:t>Rldns 1.3 (CVE-2026-27831</w:t>
+              <w:t>CVE-2026-27831</w:t>
             </w:r>
           </w:p>
           <w:p>
@@ -1167,15 +1203,7 @@
               </w:rPr>
             </w:pPr>
             <w:r>
-              <w:rPr>
-                <w:rFonts w:eastAsia="Courier New" w:cs="Courier New" w:ascii="Courier New" w:hAnsi="Courier New"/>
-                <w:b/>
-                <w:bCs/>
-                <w:color w:val="2E5FA3"/>
-                <w:sz w:val="19"/>
-                <w:szCs w:val="19"/>
-              </w:rPr>
-              <w:t>)</w:t>
+              <w:rPr/>
             </w:r>
           </w:p>
         </w:tc>
@@ -1253,28 +1281,21 @@
     <w:p>
       <w:pPr>
         <w:pStyle w:val="Normal"/>
-        <w:spacing w:before="0" w:after="40"/>
-        <w:rPr/>
-      </w:pPr>
-      <w:r>
-        <w:rPr>
-          <w:rFonts w:eastAsia="Arial" w:cs="Arial"/>
-          <w:b/>
-          <w:bCs/>
-          <w:color w:val="1B3A6B"/>
-          <w:sz w:val="20"/>
-          <w:szCs w:val="20"/>
-        </w:rPr>
-        <w:t xml:space="preserve">Ongoing Research:  </w:t>
-      </w:r>
-      <w:r>
-        <w:rPr>
-          <w:rFonts w:eastAsia="Arial" w:cs="Arial"/>
-          <w:color w:val="444444"/>
-          <w:sz w:val="20"/>
-          <w:szCs w:val="20"/>
-        </w:rPr>
-        <w:t>Active Syzkaller fuzzing campaigns on Linux 7 rc5 targeting io_uring ZCRX, io_uring BPF_TOKEN, mseal syscall. Multiple UAF and slab-out-of-bounds crashes identified; Netfilter UAF (nf_hook_entry_head) under investigation.</w:t>
+        <w:spacing w:before="0" w:after="60"/>
+        <w:rPr/>
+      </w:pPr>
+      <w:r>
+        <w:rPr/>
+      </w:r>
+    </w:p>
+    <w:p>
+      <w:pPr>
+        <w:pStyle w:val="Normal"/>
+        <w:spacing w:before="0" w:after="60"/>
+        <w:rPr/>
+      </w:pPr>
+      <w:r>
+        <w:rPr/>
       </w:r>
     </w:p>
     <w:p>
@@ -1351,7 +1372,7 @@
           <w:sz w:val="22"/>
           <w:szCs w:val="22"/>
         </w:rPr>
-        <w:t>2023 – Present  ·  Tangerang, Indonesia</w:t>
+        <w:t>2023 – Present  ·  Indonesia</w:t>
       </w:r>
     </w:p>
     <w:p>
@@ -1371,7 +1392,16 @@
           <w:sz w:val="21"/>
           <w:szCs w:val="21"/>
         </w:rPr>
-        <w:t>Lead original vulnerability research: kernel fuzzing with Syzkaller, PoC development, CVE reporting, and responsible disclosure to Linux kernel maintainers</w:t>
+        <w:t>Low level vulnerability research</w:t>
+      </w:r>
+      <w:r>
+        <w:rPr>
+          <w:rFonts w:eastAsia="Arial" w:cs="Arial"/>
+          <w:color w:val="2C2C2C"/>
+          <w:sz w:val="21"/>
+          <w:szCs w:val="21"/>
+        </w:rPr>
+        <w:t>, PoC development, CVE reporting</w:t>
       </w:r>
     </w:p>
     <w:p>
@@ -1391,7 +1421,63 @@
           <w:sz w:val="21"/>
           <w:szCs w:val="21"/>
         </w:rPr>
-        <w:t>Conduct advanced kernel exploitation: ROP chain development, heap UAF exploitation (SLUB), SMEP/SMAP/KASLR bypass on Linux 5.15 and 6.x/7.0 in QEMU lab environments</w:t>
+        <w:t>Hardware hacking (tactical hacking device development, counter surveillence device development, robotics)</w:t>
+      </w:r>
+    </w:p>
+    <w:p>
+      <w:pPr>
+        <w:pStyle w:val="Normal"/>
+        <w:spacing w:before="160" w:after="20"/>
+        <w:rPr/>
+      </w:pPr>
+      <w:r>
+        <w:rPr>
+          <w:rFonts w:eastAsia="Arial" w:cs="Arial"/>
+          <w:b/>
+          <w:bCs/>
+          <w:color w:val="1B3A6B"/>
+          <w:sz w:val="24"/>
+          <w:szCs w:val="24"/>
+        </w:rPr>
+        <w:t>Security Curriculum Developer &amp; Trainer</w:t>
+      </w:r>
+    </w:p>
+    <w:p>
+      <w:pPr>
+        <w:pStyle w:val="Normal"/>
+        <w:spacing w:before="0" w:after="60"/>
+        <w:rPr/>
+      </w:pPr>
+      <w:r>
+        <w:rPr>
+          <w:rFonts w:eastAsia="Arial" w:cs="Arial"/>
+          <w:b/>
+          <w:bCs/>
+          <w:color w:val="2E5FA3"/>
+          <w:sz w:val="22"/>
+          <w:szCs w:val="22"/>
+        </w:rPr>
+        <w:t>Brimob  — Collaboration</w:t>
+      </w:r>
+      <w:r>
+        <w:rPr>
+          <w:rFonts w:eastAsia="Arial" w:cs="Arial"/>
+          <w:color w:val="6C7A89"/>
+          <w:sz w:val="22"/>
+          <w:szCs w:val="22"/>
+        </w:rPr>
+        <w:t xml:space="preserve">  ·  </w:t>
+      </w:r>
+      <w:r>
+        <w:rPr>
+          <w:rFonts w:eastAsia="Arial" w:cs="Arial"/>
+          <w:i/>
+          <w:iCs/>
+          <w:color w:val="6C7A89"/>
+          <w:sz w:val="22"/>
+          <w:szCs w:val="22"/>
+        </w:rPr>
+        <w:t>2026   ·  Indonesia</w:t>
       </w:r>
     </w:p>
     <w:p>
@@ -1411,7 +1497,7 @@
           <w:sz w:val="21"/>
           <w:szCs w:val="21"/>
         </w:rPr>
-        <w:t>Design and fabricate custom intelligence hardware: counter-surveillance equipment, RF interception devices, specialized IoT security sensors for field deployment</w:t>
+        <w:t xml:space="preserve">Designing Security Researcher Master Class </w:t>
       </w:r>
     </w:p>
     <w:p>
@@ -1431,7 +1517,7 @@
           <w:sz w:val="21"/>
           <w:szCs w:val="21"/>
         </w:rPr>
-        <w:t>Develop deep learning models for security applications including anomaly detection and computer vision on embedded/edge devices</w:t>
+        <w:t>Providing hands-on lab environments and exploit development training for intelligence agency personnel</w:t>
       </w:r>
     </w:p>
     <w:p>
@@ -1442,16 +1528,112 @@
           <w:numId w:val="2"/>
         </w:numPr>
         <w:spacing w:before="20" w:after="20"/>
-        <w:rPr/>
-      </w:pPr>
-      <w:r>
-        <w:rPr>
-          <w:rFonts w:eastAsia="Arial" w:cs="Arial"/>
-          <w:color w:val="2C2C2C"/>
-          <w:sz w:val="21"/>
-          <w:szCs w:val="21"/>
-        </w:rPr>
-        <w:t>Build and publish autonomous robot platforms and custom IoT devices (YouTube: robotsoft, antoniusringlayer)</w:t>
+        <w:rPr>
+          <w:rFonts w:ascii="Arial" w:hAnsi="Arial" w:eastAsia="Arial" w:cs="Arial"/>
+          <w:color w:val="2C2C2C"/>
+          <w:sz w:val="21"/>
+          <w:szCs w:val="21"/>
+        </w:rPr>
+      </w:pPr>
+      <w:r>
+        <w:rPr>
+          <w:rFonts w:eastAsia="Arial" w:cs="Arial"/>
+          <w:color w:val="2C2C2C"/>
+          <w:sz w:val="21"/>
+          <w:szCs w:val="21"/>
+        </w:rPr>
+        <w:t>Training materials published (subset) at github.com/bluedragonsecurity/</w:t>
+      </w:r>
+    </w:p>
+    <w:p>
+      <w:pPr>
+        <w:pStyle w:val="ListParagraph"/>
+        <w:spacing w:before="20" w:after="20"/>
+        <w:rPr>
+          <w:rFonts w:ascii="Arial" w:hAnsi="Arial" w:eastAsia="Arial" w:cs="Arial"/>
+          <w:color w:val="2C2C2C"/>
+          <w:sz w:val="21"/>
+          <w:szCs w:val="21"/>
+        </w:rPr>
+      </w:pPr>
+      <w:r>
+        <w:rPr>
+          <w:rFonts w:eastAsia="Arial" w:cs="Arial"/>
+          <w:color w:val="2C2C2C"/>
+          <w:sz w:val="21"/>
+          <w:szCs w:val="21"/>
+        </w:rPr>
+      </w:r>
+    </w:p>
+    <w:p>
+      <w:pPr>
+        <w:pStyle w:val="Normal"/>
+        <w:spacing w:before="160" w:after="20"/>
+        <w:rPr/>
+      </w:pPr>
+      <w:r>
+        <w:rPr>
+          <w:rFonts w:eastAsia="Arial" w:cs="Arial"/>
+          <w:b/>
+          <w:bCs/>
+          <w:color w:val="1B3A6B"/>
+          <w:sz w:val="24"/>
+          <w:szCs w:val="24"/>
+        </w:rPr>
+        <w:t>IT Security Researcher &amp; Penetration Tester</w:t>
+      </w:r>
+    </w:p>
+    <w:p>
+      <w:pPr>
+        <w:pStyle w:val="Normal"/>
+        <w:spacing w:before="0" w:after="60"/>
+        <w:rPr/>
+      </w:pPr>
+      <w:r>
+        <w:rPr>
+          <w:rFonts w:eastAsia="Arial" w:cs="Arial"/>
+          <w:b/>
+          <w:bCs/>
+          <w:color w:val="2E5FA3"/>
+          <w:sz w:val="22"/>
+          <w:szCs w:val="22"/>
+        </w:rPr>
+        <w:t>BNPT (</w:t>
+      </w:r>
+      <w:r>
+        <w:rPr/>
+        <w:t>National Counter Terrorism Agency</w:t>
+      </w:r>
+      <w:r>
+        <w:rPr>
+          <w:rFonts w:eastAsia="Arial" w:cs="Arial"/>
+          <w:b/>
+          <w:bCs/>
+          <w:color w:val="2E5FA3"/>
+          <w:sz w:val="22"/>
+          <w:szCs w:val="22"/>
+        </w:rPr>
+        <w:t>)</w:t>
+      </w:r>
+      <w:r>
+        <w:rPr>
+          <w:rFonts w:eastAsia="Arial" w:cs="Arial"/>
+          <w:color w:val="6C7A89"/>
+          <w:sz w:val="22"/>
+          <w:szCs w:val="22"/>
+        </w:rPr>
+        <w:t xml:space="preserve">  ·  </w:t>
+      </w:r>
+      <w:r>
+        <w:rPr>
+          <w:rFonts w:eastAsia="Arial" w:cs="Arial"/>
+          <w:i/>
+          <w:iCs/>
+          <w:color w:val="6C7A89"/>
+          <w:sz w:val="22"/>
+          <w:szCs w:val="22"/>
+        </w:rPr>
+        <w:t>2013 – 2015  ·  On Site / Indonesia</w:t>
       </w:r>
     </w:p>
     <w:p>
@@ -1471,249 +1653,7 @@
           <w:sz w:val="21"/>
           <w:szCs w:val="21"/>
         </w:rPr>
-        <w:t>Publish technical security research on Medium (@w1sdom), 0x00sec, Packet Storm Security, CXSecurity, and bluedragonsec.com</w:t>
-      </w:r>
-    </w:p>
-    <w:p>
-      <w:pPr>
-        <w:pStyle w:val="Normal"/>
-        <w:spacing w:before="0" w:after="80"/>
-        <w:rPr/>
-      </w:pPr>
-      <w:r>
-        <w:rPr/>
-      </w:r>
-    </w:p>
-    <w:p>
-      <w:pPr>
-        <w:pStyle w:val="Normal"/>
-        <w:spacing w:before="160" w:after="20"/>
-        <w:rPr/>
-      </w:pPr>
-      <w:r>
-        <w:rPr>
-          <w:rFonts w:eastAsia="Arial" w:cs="Arial"/>
-          <w:b/>
-          <w:bCs/>
-          <w:color w:val="1B3A6B"/>
-          <w:sz w:val="24"/>
-          <w:szCs w:val="24"/>
-        </w:rPr>
-        <w:t>Security Curriculum Developer &amp; Trainer</w:t>
-      </w:r>
-    </w:p>
-    <w:p>
-      <w:pPr>
-        <w:pStyle w:val="Normal"/>
-        <w:spacing w:before="0" w:after="60"/>
-        <w:rPr/>
-      </w:pPr>
-      <w:r>
-        <w:rPr>
-          <w:rFonts w:eastAsia="Arial" w:cs="Arial"/>
-          <w:b/>
-          <w:bCs/>
-          <w:color w:val="2E5FA3"/>
-          <w:sz w:val="22"/>
-          <w:szCs w:val="22"/>
-        </w:rPr>
-        <w:t>Brimob  — Collaboration</w:t>
-      </w:r>
-      <w:r>
-        <w:rPr>
-          <w:rFonts w:eastAsia="Arial" w:cs="Arial"/>
-          <w:color w:val="6C7A89"/>
-          <w:sz w:val="22"/>
-          <w:szCs w:val="22"/>
-        </w:rPr>
-        <w:t xml:space="preserve">  ·  </w:t>
-      </w:r>
-      <w:r>
-        <w:rPr>
-          <w:rFonts w:eastAsia="Arial" w:cs="Arial"/>
-          <w:i/>
-          <w:iCs/>
-          <w:color w:val="6C7A89"/>
-          <w:sz w:val="22"/>
-          <w:szCs w:val="22"/>
-        </w:rPr>
-        <w:t>2026   ·  Indonesia</w:t>
-      </w:r>
-    </w:p>
-    <w:p>
-      <w:pPr>
-        <w:pStyle w:val="ListParagraph"/>
-        <w:numPr>
-          <w:ilvl w:val="0"/>
-          <w:numId w:val="2"/>
-        </w:numPr>
-        <w:spacing w:before="20" w:after="20"/>
-        <w:rPr/>
-      </w:pPr>
-      <w:r>
-        <w:rPr>
-          <w:rFonts w:eastAsia="Arial" w:cs="Arial"/>
-          <w:color w:val="2C2C2C"/>
-          <w:sz w:val="21"/>
-          <w:szCs w:val="21"/>
-        </w:rPr>
-        <w:t>Designing Security Researcher Master Class covering: Kernel Exploitation (UAF, ROP, SMEP bypass), Hardware Hacking, Web Security, and Network Penetration Testing</w:t>
-      </w:r>
-    </w:p>
-    <w:p>
-      <w:pPr>
-        <w:pStyle w:val="ListParagraph"/>
-        <w:numPr>
-          <w:ilvl w:val="0"/>
-          <w:numId w:val="2"/>
-        </w:numPr>
-        <w:spacing w:before="20" w:after="20"/>
-        <w:rPr/>
-      </w:pPr>
-      <w:r>
-        <w:rPr>
-          <w:rFonts w:eastAsia="Arial" w:cs="Arial"/>
-          <w:color w:val="2C2C2C"/>
-          <w:sz w:val="21"/>
-          <w:szCs w:val="21"/>
-        </w:rPr>
-        <w:t>Providing hands-on lab environments and exploit development training for intelligence agency personnel</w:t>
-      </w:r>
-    </w:p>
-    <w:p>
-      <w:pPr>
-        <w:pStyle w:val="ListParagraph"/>
-        <w:numPr>
-          <w:ilvl w:val="0"/>
-          <w:numId w:val="2"/>
-        </w:numPr>
-        <w:spacing w:before="20" w:after="20"/>
-        <w:rPr>
-          <w:rFonts w:ascii="Arial" w:hAnsi="Arial" w:eastAsia="Arial" w:cs="Arial"/>
-          <w:color w:val="2C2C2C"/>
-          <w:sz w:val="21"/>
-          <w:szCs w:val="21"/>
-        </w:rPr>
-      </w:pPr>
-      <w:r>
-        <w:rPr>
-          <w:rFonts w:eastAsia="Arial" w:cs="Arial"/>
-          <w:color w:val="2C2C2C"/>
-          <w:sz w:val="21"/>
-          <w:szCs w:val="21"/>
-        </w:rPr>
-        <w:t>Training materials published (subset) at github.com/bluedragonsecurity/docs in Indonesian and English</w:t>
-      </w:r>
-    </w:p>
-    <w:p>
-      <w:pPr>
-        <w:pStyle w:val="ListParagraph"/>
-        <w:spacing w:before="20" w:after="20"/>
-        <w:rPr>
-          <w:rFonts w:ascii="Arial" w:hAnsi="Arial" w:eastAsia="Arial" w:cs="Arial"/>
-          <w:color w:val="2C2C2C"/>
-          <w:sz w:val="21"/>
-          <w:szCs w:val="21"/>
-        </w:rPr>
-      </w:pPr>
-      <w:r>
-        <w:rPr>
-          <w:rFonts w:eastAsia="Arial" w:cs="Arial"/>
-          <w:color w:val="2C2C2C"/>
-          <w:sz w:val="21"/>
-          <w:szCs w:val="21"/>
-        </w:rPr>
-      </w:r>
-    </w:p>
-    <w:p>
-      <w:pPr>
-        <w:pStyle w:val="Normal"/>
-        <w:spacing w:before="160" w:after="20"/>
-        <w:rPr/>
-      </w:pPr>
-      <w:r>
-        <w:rPr>
-          <w:rFonts w:eastAsia="Arial" w:cs="Arial"/>
-          <w:b/>
-          <w:bCs/>
-          <w:color w:val="1B3A6B"/>
-          <w:sz w:val="24"/>
-          <w:szCs w:val="24"/>
-        </w:rPr>
-        <w:t>IT Security Researcher &amp; Penetration Tester</w:t>
-      </w:r>
-    </w:p>
-    <w:p>
-      <w:pPr>
-        <w:pStyle w:val="Normal"/>
-        <w:spacing w:before="0" w:after="60"/>
-        <w:rPr/>
-      </w:pPr>
-      <w:r>
-        <w:rPr>
-          <w:rFonts w:eastAsia="Arial" w:cs="Arial"/>
-          <w:b/>
-          <w:bCs/>
-          <w:color w:val="2E5FA3"/>
-          <w:sz w:val="22"/>
-          <w:szCs w:val="22"/>
-        </w:rPr>
-        <w:t>BNPT (</w:t>
-      </w:r>
-      <w:r>
-        <w:rPr/>
-        <w:t>National Counter Terrorism Agency</w:t>
-      </w:r>
-      <w:r>
-        <w:rPr>
-          <w:rFonts w:eastAsia="Arial" w:cs="Arial"/>
-          <w:b/>
-          <w:bCs/>
-          <w:color w:val="2E5FA3"/>
-          <w:sz w:val="22"/>
-          <w:szCs w:val="22"/>
-        </w:rPr>
-        <w:t>)</w:t>
-      </w:r>
-      <w:r>
-        <w:rPr>
-          <w:rFonts w:eastAsia="Arial" w:cs="Arial"/>
-          <w:color w:val="6C7A89"/>
-          <w:sz w:val="22"/>
-          <w:szCs w:val="22"/>
-        </w:rPr>
-        <w:t xml:space="preserve">  ·  </w:t>
-      </w:r>
-      <w:r>
-        <w:rPr>
-          <w:rFonts w:eastAsia="Arial" w:cs="Arial"/>
-          <w:i/>
-          <w:iCs/>
-          <w:color w:val="6C7A89"/>
-          <w:sz w:val="22"/>
-          <w:szCs w:val="22"/>
-        </w:rPr>
-        <w:t>2013 – 2015  ·  On Site / Indonesia</w:t>
-      </w:r>
-    </w:p>
-    <w:p>
-      <w:pPr>
-        <w:pStyle w:val="ListParagraph"/>
-        <w:numPr>
-          <w:ilvl w:val="0"/>
-          <w:numId w:val="2"/>
-        </w:numPr>
-        <w:spacing w:before="20" w:after="20"/>
-        <w:rPr/>
-      </w:pPr>
-      <w:r>
-        <w:rPr>
-          <w:rFonts w:eastAsia="Arial" w:cs="Arial"/>
-          <w:color w:val="2C2C2C"/>
-          <w:sz w:val="21"/>
-          <w:szCs w:val="21"/>
-        </w:rPr>
-        <w:t>Network security assessments, protocol analysis, and infrastructure hardening recommendations</w:t>
+        <w:t>Network security assessments</w:t>
       </w:r>
     </w:p>
     <w:p>
@@ -1844,7 +1784,7 @@
           <w:sz w:val="21"/>
           <w:szCs w:val="21"/>
         </w:rPr>
-        <w:t>Network security assessments, protocol analysis, and infrastructure hardening recommendations</w:t>
+        <w:t>Network security assessments</w:t>
       </w:r>
     </w:p>
     <w:p>
@@ -1880,26 +1820,6 @@
     <w:p>
       <w:pPr>
         <w:pStyle w:val="Normal"/>
-        <w:spacing w:before="0" w:after="80"/>
-        <w:rPr/>
-      </w:pPr>
-      <w:r>
-        <w:rPr/>
-      </w:r>
-    </w:p>
-    <w:p>
-      <w:pPr>
-        <w:pStyle w:val="Normal"/>
-        <w:spacing w:before="0" w:after="80"/>
-        <w:rPr/>
-      </w:pPr>
-      <w:r>
-        <w:rPr/>
-      </w:r>
-    </w:p>
-    <w:p>
-      <w:pPr>
-        <w:pStyle w:val="Normal"/>
         <w:spacing w:before="160" w:after="20"/>
         <w:rPr/>
       </w:pPr>
@@ -1970,7 +1890,16 @@
           <w:sz w:val="21"/>
           <w:szCs w:val="21"/>
         </w:rPr>
-        <w:t>Design and manufacture custom PCBs for robotics, IoT, and intelligence hardware applications</w:t>
+        <w:t xml:space="preserve">Design and manufacture custom PCBs for robotics, IoT, </w:t>
+      </w:r>
+      <w:r>
+        <w:rPr>
+          <w:rFonts w:eastAsia="Arial" w:cs="Arial"/>
+          <w:color w:val="2C2C2C"/>
+          <w:sz w:val="21"/>
+          <w:szCs w:val="21"/>
+        </w:rPr>
+        <w:t>tactical hacking device development</w:t>
       </w:r>
     </w:p>
     <w:p>
@@ -2049,7 +1978,7 @@
           <w:sz w:val="22"/>
           <w:szCs w:val="22"/>
         </w:rPr>
-        <w:t>Kernel Security Research</w:t>
+        <w:t>Low Level Vulnerability Research</w:t>
       </w:r>
     </w:p>
     <w:p>
@@ -2069,7 +1998,7 @@
           <w:sz w:val="21"/>
           <w:szCs w:val="21"/>
         </w:rPr>
-        <w:t>(CVE on progress) Linux Kernel 7.0 VMA/mseal bug discovered via Syzkaller; acknowledged and patched by Lorenzo Stoakes (Oracle) on the same day as disclosure via LKML</w:t>
+        <w:t>CVE-2026-23416 - mseal security vulnerability affects Linux kernels 6.17–7.0-rc5. Fix authored by Lorenzo Stoakes (Oracle). Vulnerability discovered by Antonius</w:t>
       </w:r>
     </w:p>
     <w:p>
@@ -2089,7 +2018,7 @@
           <w:sz w:val="21"/>
           <w:szCs w:val="21"/>
         </w:rPr>
-        <w:t>Linux Kernel ROP Exploit Chains — Fully working ROP chains on Linux 5.15 and 6.x with SMEP bypass, developed and verified in QEMU/GDB/GEF lab</w:t>
+        <w:t>Modern security mitigation bypass</w:t>
       </w:r>
     </w:p>
     <w:p>
@@ -2114,40 +2043,45 @@
     </w:p>
     <w:p>
       <w:pPr>
+        <w:pStyle w:val="Normal"/>
+        <w:spacing w:before="140" w:after="30"/>
+        <w:rPr/>
+      </w:pPr>
+      <w:r>
+        <w:rPr>
+          <w:rFonts w:eastAsia="Arial" w:cs="Arial"/>
+          <w:b/>
+          <w:bCs/>
+          <w:color w:val="1B3A6B"/>
+          <w:sz w:val="22"/>
+          <w:szCs w:val="22"/>
+        </w:rPr>
+        <w:t>Hardware Hacking</w:t>
+      </w:r>
+    </w:p>
+    <w:p>
+      <w:pPr>
         <w:pStyle w:val="ListParagraph"/>
         <w:numPr>
           <w:ilvl w:val="0"/>
           <w:numId w:val="2"/>
         </w:numPr>
         <w:spacing w:before="20" w:after="20"/>
-        <w:rPr/>
-      </w:pPr>
-      <w:r>
-        <w:rPr>
-          <w:rFonts w:eastAsia="Arial" w:cs="Arial"/>
-          <w:color w:val="2C2C2C"/>
-          <w:sz w:val="21"/>
-          <w:szCs w:val="21"/>
-        </w:rPr>
-        <w:t>Linux Kernel 7.0-rc1 – Linux Kernel 7-rc3 Vulnerability Documentation — github.com/bluedragonsecurity/Linux_Kernel_v7.0-rc1_Vulnerabilities</w:t>
-      </w:r>
-    </w:p>
-    <w:p>
-      <w:pPr>
-        <w:pStyle w:val="Normal"/>
-        <w:spacing w:before="140" w:after="30"/>
-        <w:rPr/>
-      </w:pPr>
-      <w:r>
-        <w:rPr>
-          <w:rFonts w:eastAsia="Arial" w:cs="Arial"/>
-          <w:b/>
-          <w:bCs/>
-          <w:color w:val="1B3A6B"/>
-          <w:sz w:val="22"/>
-          <w:szCs w:val="22"/>
-        </w:rPr>
-        <w:t>Intelligence Hardware &amp; IoT Devices</w:t>
+        <w:rPr>
+          <w:rFonts w:eastAsia="Arial" w:cs="Arial"/>
+          <w:color w:val="2C2C2C"/>
+          <w:sz w:val="21"/>
+          <w:szCs w:val="21"/>
+        </w:rPr>
+      </w:pPr>
+      <w:r>
+        <w:rPr>
+          <w:rFonts w:eastAsia="Arial" w:cs="Arial"/>
+          <w:color w:val="2C2C2C"/>
+          <w:sz w:val="21"/>
+          <w:szCs w:val="21"/>
+        </w:rPr>
+        <w:t xml:space="preserve">Custom counter-surveillance hardware for intelligence agency </w:t>
       </w:r>
     </w:p>
     <w:p>
@@ -2158,16 +2092,21 @@
           <w:numId w:val="2"/>
         </w:numPr>
         <w:spacing w:before="20" w:after="20"/>
-        <w:rPr/>
-      </w:pPr>
-      <w:r>
-        <w:rPr>
-          <w:rFonts w:eastAsia="Arial" w:cs="Arial"/>
-          <w:color w:val="2C2C2C"/>
-          <w:sz w:val="21"/>
-          <w:szCs w:val="21"/>
-        </w:rPr>
-        <w:t>Custom counter-surveillance hardware for intelligence agency deployment: RF detection, signal analysis, and covert monitoring devices — designed and fabricated in-house</w:t>
+        <w:rPr>
+          <w:rFonts w:eastAsia="Arial" w:cs="Arial"/>
+          <w:color w:val="2C2C2C"/>
+          <w:sz w:val="21"/>
+          <w:szCs w:val="21"/>
+        </w:rPr>
+      </w:pPr>
+      <w:r>
+        <w:rPr>
+          <w:rFonts w:eastAsia="Arial" w:cs="Arial"/>
+          <w:color w:val="2C2C2C"/>
+          <w:sz w:val="21"/>
+          <w:szCs w:val="21"/>
+        </w:rPr>
+        <w:t xml:space="preserve">Custom tactical hacking device development for intelligence agency </w:t>
       </w:r>
     </w:p>
     <w:p>
@@ -2187,7 +2126,7 @@
           <w:sz w:val="21"/>
           <w:szCs w:val="21"/>
         </w:rPr>
-        <w:t>Hacking hardware tools: custom-built devices for physical penetration testing and red team operations</w:t>
+        <w:t>IoT product &amp; portable electric generator development - youtube.com/robotsoft</w:t>
       </w:r>
     </w:p>
     <w:p>
@@ -2207,7 +2146,34 @@
           <w:sz w:val="21"/>
           <w:szCs w:val="21"/>
         </w:rPr>
-        <w:t>IoT security research platforms: custom-fabricated embedded sensors for field security assessments</w:t>
+        <w:t xml:space="preserve">Robotics portfolio: multiple autonomous robot designs documented at youtube.com/antoniusringlayer </w:t>
+      </w:r>
+      <w:r>
+        <w:rPr>
+          <w:rFonts w:eastAsia="Arial" w:cs="Arial"/>
+          <w:color w:val="2C2C2C"/>
+          <w:sz w:val="21"/>
+          <w:szCs w:val="21"/>
+        </w:rPr>
+        <w:t>&amp; https://bluedragonsec.com/var/robotic/</w:t>
+      </w:r>
+    </w:p>
+    <w:p>
+      <w:pPr>
+        <w:pStyle w:val="Normal"/>
+        <w:spacing w:before="140" w:after="30"/>
+        <w:rPr/>
+      </w:pPr>
+      <w:r>
+        <w:rPr>
+          <w:rFonts w:eastAsia="Arial" w:cs="Arial"/>
+          <w:b/>
+          <w:bCs/>
+          <w:color w:val="1B3A6B"/>
+          <w:sz w:val="22"/>
+          <w:szCs w:val="22"/>
+        </w:rPr>
+        <w:t>Published Security Research</w:t>
       </w:r>
     </w:p>
     <w:p>
@@ -2227,25 +2193,7 @@
           <w:sz w:val="21"/>
           <w:szCs w:val="21"/>
         </w:rPr>
-        <w:t>Robotics portfolio: multiple autonomous robot designs documented at youtube.com/antoniusringlayer and youtube.com/robotsoft</w:t>
-      </w:r>
-    </w:p>
-    <w:p>
-      <w:pPr>
-        <w:pStyle w:val="Normal"/>
-        <w:spacing w:before="140" w:after="30"/>
-        <w:rPr/>
-      </w:pPr>
-      <w:r>
-        <w:rPr>
-          <w:rFonts w:eastAsia="Arial" w:cs="Arial"/>
-          <w:b/>
-          <w:bCs/>
-          <w:color w:val="1B3A6B"/>
-          <w:sz w:val="22"/>
-          <w:szCs w:val="22"/>
-        </w:rPr>
-        <w:t>Software &amp; Security Tools</w:t>
+        <w:t>bluedragonsec.com</w:t>
       </w:r>
     </w:p>
     <w:p>
@@ -2256,16 +2204,21 @@
           <w:numId w:val="2"/>
         </w:numPr>
         <w:spacing w:before="20" w:after="20"/>
-        <w:rPr/>
-      </w:pPr>
-      <w:r>
-        <w:rPr>
-          <w:rFonts w:eastAsia="Arial" w:cs="Arial"/>
-          <w:color w:val="2C2C2C"/>
-          <w:sz w:val="21"/>
-          <w:szCs w:val="21"/>
-        </w:rPr>
-        <w:t>Android security app — persistent background screen capture with FTP upload and MediaProjection API token handling</w:t>
+        <w:rPr>
+          <w:rFonts w:eastAsia="Arial" w:cs="Arial"/>
+          <w:color w:val="2C2C2C"/>
+          <w:sz w:val="21"/>
+          <w:szCs w:val="21"/>
+        </w:rPr>
+      </w:pPr>
+      <w:r>
+        <w:rPr>
+          <w:rFonts w:eastAsia="Arial" w:cs="Arial"/>
+          <w:color w:val="2C2C2C"/>
+          <w:sz w:val="21"/>
+          <w:szCs w:val="21"/>
+        </w:rPr>
+        <w:t>packetstorm.news/files/author/10292/1</w:t>
       </w:r>
     </w:p>
     <w:p>
@@ -2276,35 +2229,25 @@
           <w:numId w:val="2"/>
         </w:numPr>
         <w:spacing w:before="20" w:after="20"/>
-        <w:rPr/>
-      </w:pPr>
-      <w:r>
-        <w:rPr>
-          <w:rFonts w:eastAsia="Arial" w:cs="Arial"/>
-          <w:color w:val="2C2C2C"/>
-          <w:sz w:val="21"/>
-          <w:szCs w:val="21"/>
-        </w:rPr>
-        <w:t>Custom Syzkaller syzlang descriptions for io_uring ZCRX and mseal syscall fuzzing campaigns</w:t>
-      </w:r>
-    </w:p>
-    <w:p>
-      <w:pPr>
-        <w:pStyle w:val="Normal"/>
-        <w:spacing w:before="140" w:after="30"/>
-        <w:rPr/>
-      </w:pPr>
-      <w:r>
-        <w:rPr>
-          <w:rFonts w:eastAsia="Arial" w:cs="Arial"/>
-          <w:b/>
-          <w:bCs/>
-          <w:color w:val="1B3A6B"/>
-          <w:sz w:val="22"/>
-          <w:szCs w:val="22"/>
-        </w:rPr>
-        <w:t>Published Security Research</w:t>
-      </w:r>
+        <w:rPr>
+          <w:rFonts w:eastAsia="Arial" w:cs="Arial"/>
+          <w:color w:val="2C2C2C"/>
+          <w:sz w:val="21"/>
+          <w:szCs w:val="21"/>
+        </w:rPr>
+      </w:pPr>
+      <w:hyperlink r:id="rId3">
+        <w:r>
+          <w:rPr>
+            <w:rStyle w:val="Hyperlink"/>
+            <w:rFonts w:eastAsia="Arial" w:cs="Arial"/>
+            <w:color w:val="2C2C2C"/>
+            <w:sz w:val="21"/>
+            <w:szCs w:val="21"/>
+          </w:rPr>
+          <w:t>medium.com/@w1sdom</w:t>
+        </w:r>
+      </w:hyperlink>
     </w:p>
     <w:p>
       <w:pPr>
@@ -2314,466 +2257,21 @@
           <w:numId w:val="2"/>
         </w:numPr>
         <w:spacing w:before="20" w:after="20"/>
-        <w:rPr/>
-      </w:pPr>
-      <w:r>
-        <w:rPr>
-          <w:rFonts w:eastAsia="Arial" w:cs="Arial"/>
-          <w:color w:val="2C2C2C"/>
-          <w:sz w:val="21"/>
-          <w:szCs w:val="21"/>
-        </w:rPr>
-        <w:t>Technical articles on Medium (@w1sdom): kernel exploitation techniques, CVE deep-dives</w:t>
-      </w:r>
-    </w:p>
-    <w:p>
-      <w:pPr>
-        <w:pStyle w:val="ListParagraph"/>
-        <w:numPr>
-          <w:ilvl w:val="0"/>
-          <w:numId w:val="2"/>
-        </w:numPr>
-        <w:spacing w:before="20" w:after="20"/>
-        <w:rPr/>
-      </w:pPr>
-      <w:r>
-        <w:rPr>
-          <w:rFonts w:eastAsia="Arial" w:cs="Arial"/>
-          <w:color w:val="2C2C2C"/>
-          <w:sz w:val="21"/>
-          <w:szCs w:val="21"/>
-        </w:rPr>
-        <w:t>Exploit publications on Packet Storm Security and CXSecurity: packetstorm.news/files/author/10292/1</w:t>
-      </w:r>
-    </w:p>
-    <w:p>
-      <w:pPr>
-        <w:pStyle w:val="ListParagraph"/>
-        <w:numPr>
-          <w:ilvl w:val="0"/>
-          <w:numId w:val="2"/>
-        </w:numPr>
-        <w:spacing w:before="20" w:after="20"/>
-        <w:rPr/>
-      </w:pPr>
-      <w:r>
-        <w:rPr>
-          <w:rFonts w:eastAsia="Arial" w:cs="Arial"/>
-          <w:color w:val="2C2C2C"/>
-          <w:sz w:val="21"/>
-          <w:szCs w:val="21"/>
-        </w:rPr>
-        <w:t>0x00sec community contributions: SEH exploitation, Linux ret2user and arbitrary function pointer call techniques</w:t>
-      </w:r>
-    </w:p>
-    <w:p>
-      <w:pPr>
-        <w:pStyle w:val="ListParagraph"/>
-        <w:numPr>
-          <w:ilvl w:val="0"/>
-          <w:numId w:val="2"/>
-        </w:numPr>
-        <w:spacing w:before="20" w:after="20"/>
-        <w:rPr/>
-      </w:pPr>
-      <w:r>
-        <w:rPr>
-          <w:rFonts w:eastAsia="Arial" w:cs="Arial"/>
-          <w:color w:val="2C2C2C"/>
-          <w:sz w:val="21"/>
-          <w:szCs w:val="21"/>
-        </w:rPr>
-        <w:t>Documentation portal: bluedragonsec.com/docs — userspace exploitation (ASLR/PIE bypass), kernel exploitation, IT security training materials</w:t>
-      </w:r>
-    </w:p>
-    <w:p>
-      <w:pPr>
-        <w:pStyle w:val="Normal"/>
-        <w:pBdr>
-          <w:bottom w:val="single" w:sz="10" w:space="4" w:color="2E5FA3"/>
-        </w:pBdr>
-        <w:spacing w:before="280" w:after="100"/>
-        <w:rPr/>
-      </w:pPr>
-      <w:r>
-        <w:rPr>
-          <w:rFonts w:eastAsia="Arial" w:cs="Arial"/>
-          <w:b/>
-          <w:bCs/>
-          <w:color w:val="1B3A6B"/>
-          <w:sz w:val="26"/>
-          <w:szCs w:val="26"/>
-        </w:rPr>
-        <w:t>TECHNICAL EXPERTISE — DEEP DIVE</w:t>
-      </w:r>
-    </w:p>
-    <w:p>
-      <w:pPr>
-        <w:pStyle w:val="Normal"/>
-        <w:spacing w:before="140" w:after="30"/>
-        <w:rPr/>
-      </w:pPr>
-      <w:r>
-        <w:rPr>
-          <w:rFonts w:eastAsia="Arial" w:cs="Arial"/>
-          <w:b/>
-          <w:bCs/>
-          <w:color w:val="1B3A6B"/>
-          <w:sz w:val="22"/>
-          <w:szCs w:val="22"/>
-        </w:rPr>
-        <w:t>Kernel Exploitation &amp; Modern Mitigations Researches :</w:t>
-      </w:r>
-    </w:p>
-    <w:p>
-      <w:pPr>
-        <w:pStyle w:val="ListParagraph"/>
-        <w:numPr>
-          <w:ilvl w:val="0"/>
-          <w:numId w:val="2"/>
-        </w:numPr>
-        <w:spacing w:before="20" w:after="20"/>
-        <w:rPr/>
-      </w:pPr>
-      <w:r>
-        <w:rPr>
-          <w:rFonts w:eastAsia="Arial" w:cs="Arial"/>
-          <w:color w:val="2C2C2C"/>
-          <w:sz w:val="21"/>
-          <w:szCs w:val="21"/>
-        </w:rPr>
-        <w:t>Bypass techniques: KASLR, FG-KASLR, SMEP, SMAP, KPTI, CR4 pinning, SLAB_FREELIST_RANDOM, Stack Canaries</w:t>
-      </w:r>
-    </w:p>
-    <w:p>
-      <w:pPr>
-        <w:pStyle w:val="ListParagraph"/>
-        <w:numPr>
-          <w:ilvl w:val="0"/>
-          <w:numId w:val="2"/>
-        </w:numPr>
-        <w:spacing w:before="20" w:after="20"/>
-        <w:rPr/>
-      </w:pPr>
-      <w:r>
-        <w:rPr>
-          <w:rFonts w:eastAsia="Arial" w:cs="Arial"/>
-          <w:color w:val="2C2C2C"/>
-          <w:sz w:val="21"/>
-          <w:szCs w:val="21"/>
-        </w:rPr>
-        <w:t>Linux 7.0 mitigation landscape: ML-DSA post-quantum module signing, stricter eBPF verifier, BPF SELinux token for io_uring, FineIBT documented attack surface</w:t>
-      </w:r>
-    </w:p>
-    <w:p>
-      <w:pPr>
-        <w:pStyle w:val="ListParagraph"/>
-        <w:numPr>
-          <w:ilvl w:val="0"/>
-          <w:numId w:val="2"/>
-        </w:numPr>
-        <w:spacing w:before="20" w:after="20"/>
-        <w:rPr>
-          <w:rFonts w:ascii="Arial" w:hAnsi="Arial" w:eastAsia="Arial" w:cs="Arial"/>
-          <w:color w:val="2C2C2C"/>
-          <w:sz w:val="21"/>
-          <w:szCs w:val="21"/>
-        </w:rPr>
-      </w:pPr>
-      <w:r>
-        <w:rPr>
-          <w:rFonts w:eastAsia="Arial" w:cs="Arial"/>
-          <w:color w:val="2C2C2C"/>
-          <w:sz w:val="21"/>
-          <w:szCs w:val="21"/>
-        </w:rPr>
-        <w:t>Fuzzing infrastructure: Syzkaller with custom syzlang, KASAN/KCOV-enabled kernels, multi-VM QEMU campaigns, 46K+ coverage edges achieved</w:t>
-      </w:r>
-    </w:p>
-    <w:p>
-      <w:pPr>
-        <w:pStyle w:val="ListParagraph"/>
-        <w:spacing w:before="20" w:after="20"/>
-        <w:rPr>
-          <w:rFonts w:ascii="Arial" w:hAnsi="Arial" w:eastAsia="Arial" w:cs="Arial"/>
-          <w:color w:val="2C2C2C"/>
-          <w:sz w:val="21"/>
-          <w:szCs w:val="21"/>
-        </w:rPr>
-      </w:pPr>
-      <w:r>
-        <w:rPr>
-          <w:rFonts w:eastAsia="Arial" w:cs="Arial"/>
-          <w:color w:val="2C2C2C"/>
-          <w:sz w:val="21"/>
-          <w:szCs w:val="21"/>
-        </w:rPr>
-      </w:r>
-    </w:p>
-    <w:p>
-      <w:pPr>
-        <w:pStyle w:val="ListParagraph"/>
-        <w:spacing w:before="20" w:after="20"/>
-        <w:rPr>
-          <w:rFonts w:ascii="Arial" w:hAnsi="Arial" w:eastAsia="Arial" w:cs="Arial"/>
-          <w:color w:val="2C2C2C"/>
-          <w:sz w:val="21"/>
-          <w:szCs w:val="21"/>
-        </w:rPr>
-      </w:pPr>
-      <w:r>
-        <w:rPr>
-          <w:rFonts w:eastAsia="Arial" w:cs="Arial"/>
-          <w:color w:val="2C2C2C"/>
-          <w:sz w:val="21"/>
-          <w:szCs w:val="21"/>
-        </w:rPr>
-      </w:r>
-    </w:p>
-    <w:p>
-      <w:pPr>
-        <w:pStyle w:val="ListParagraph"/>
-        <w:spacing w:before="20" w:after="20"/>
-        <w:rPr>
-          <w:rFonts w:ascii="Arial" w:hAnsi="Arial" w:eastAsia="Arial" w:cs="Arial"/>
-          <w:color w:val="2C2C2C"/>
-          <w:sz w:val="21"/>
-          <w:szCs w:val="21"/>
-        </w:rPr>
-      </w:pPr>
-      <w:r>
-        <w:rPr>
-          <w:rFonts w:eastAsia="Arial" w:cs="Arial"/>
-          <w:color w:val="2C2C2C"/>
-          <w:sz w:val="21"/>
-          <w:szCs w:val="21"/>
-        </w:rPr>
-      </w:r>
-    </w:p>
-    <w:p>
-      <w:pPr>
-        <w:pStyle w:val="ListParagraph"/>
-        <w:spacing w:before="20" w:after="20"/>
-        <w:rPr>
-          <w:rFonts w:ascii="Arial" w:hAnsi="Arial" w:eastAsia="Arial" w:cs="Arial"/>
-          <w:color w:val="2C2C2C"/>
-          <w:sz w:val="21"/>
-          <w:szCs w:val="21"/>
-        </w:rPr>
-      </w:pPr>
-      <w:r>
-        <w:rPr>
-          <w:rFonts w:eastAsia="Arial" w:cs="Arial"/>
-          <w:color w:val="2C2C2C"/>
-          <w:sz w:val="21"/>
-          <w:szCs w:val="21"/>
-        </w:rPr>
-      </w:r>
-    </w:p>
-    <w:p>
-      <w:pPr>
-        <w:pStyle w:val="ListParagraph"/>
-        <w:spacing w:before="20" w:after="20"/>
-        <w:rPr>
-          <w:rFonts w:ascii="Arial" w:hAnsi="Arial" w:eastAsia="Arial" w:cs="Arial"/>
-          <w:color w:val="2C2C2C"/>
-          <w:sz w:val="21"/>
-          <w:szCs w:val="21"/>
-        </w:rPr>
-      </w:pPr>
-      <w:r>
-        <w:rPr>
-          <w:rFonts w:eastAsia="Arial" w:cs="Arial"/>
-          <w:color w:val="2C2C2C"/>
-          <w:sz w:val="21"/>
-          <w:szCs w:val="21"/>
-        </w:rPr>
-      </w:r>
-    </w:p>
-    <w:p>
-      <w:pPr>
-        <w:pStyle w:val="Normal"/>
-        <w:spacing w:before="140" w:after="30"/>
-        <w:rPr/>
-      </w:pPr>
-      <w:r>
-        <w:rPr>
-          <w:rFonts w:eastAsia="Arial" w:cs="Arial"/>
-          <w:b/>
-          <w:bCs/>
-          <w:color w:val="1B3A6B"/>
-          <w:sz w:val="22"/>
-          <w:szCs w:val="22"/>
-        </w:rPr>
-        <w:t>Deep learning security researh :</w:t>
-      </w:r>
-    </w:p>
-    <w:p>
-      <w:pPr>
-        <w:pStyle w:val="ListParagraph"/>
-        <w:numPr>
-          <w:ilvl w:val="0"/>
-          <w:numId w:val="2"/>
-        </w:numPr>
-        <w:spacing w:before="20" w:after="20"/>
-        <w:rPr/>
-      </w:pPr>
-      <w:r>
-        <w:rPr>
-          <w:rFonts w:eastAsia="Arial" w:cs="Arial"/>
-          <w:color w:val="2C2C2C"/>
-          <w:sz w:val="21"/>
-          <w:szCs w:val="21"/>
-        </w:rPr>
-        <w:t>Prompt security rule bypass</w:t>
-      </w:r>
-    </w:p>
-    <w:p>
-      <w:pPr>
-        <w:pStyle w:val="ListParagraph"/>
-        <w:numPr>
-          <w:ilvl w:val="0"/>
-          <w:numId w:val="2"/>
-        </w:numPr>
-        <w:spacing w:before="20" w:after="20"/>
-        <w:rPr/>
-      </w:pPr>
-      <w:r>
-        <w:rPr>
-          <w:rFonts w:eastAsia="Arial" w:cs="Arial"/>
-          <w:color w:val="2C2C2C"/>
-          <w:sz w:val="21"/>
-          <w:szCs w:val="21"/>
-        </w:rPr>
-        <w:t>AI Architecture Security</w:t>
-      </w:r>
-    </w:p>
-    <w:p>
-      <w:pPr>
-        <w:pStyle w:val="Normal"/>
-        <w:spacing w:before="140" w:after="30"/>
-        <w:rPr/>
-      </w:pPr>
-      <w:r>
-        <w:rPr>
-          <w:rFonts w:eastAsia="Arial" w:cs="Arial"/>
-          <w:b/>
-          <w:bCs/>
-          <w:color w:val="1B3A6B"/>
-          <w:sz w:val="22"/>
-          <w:szCs w:val="22"/>
-        </w:rPr>
-        <w:t>RF, Hardware &amp; Intelligence Devices:</w:t>
-      </w:r>
-    </w:p>
-    <w:p>
-      <w:pPr>
-        <w:pStyle w:val="ListParagraph"/>
-        <w:numPr>
-          <w:ilvl w:val="0"/>
-          <w:numId w:val="2"/>
-        </w:numPr>
-        <w:spacing w:before="20" w:after="20"/>
-        <w:rPr/>
-      </w:pPr>
-      <w:r>
-        <w:rPr>
-          <w:rFonts w:eastAsia="Arial" w:cs="Arial"/>
-          <w:color w:val="2C2C2C"/>
-          <w:sz w:val="21"/>
-          <w:szCs w:val="21"/>
-        </w:rPr>
-        <w:t>RTL-SDR, HackRF,protocol reverse engineering</w:t>
-      </w:r>
-    </w:p>
-    <w:p>
-      <w:pPr>
-        <w:pStyle w:val="ListParagraph"/>
-        <w:numPr>
-          <w:ilvl w:val="0"/>
-          <w:numId w:val="2"/>
-        </w:numPr>
-        <w:spacing w:before="20" w:after="20"/>
-        <w:rPr>
-          <w:rFonts w:ascii="Arial" w:hAnsi="Arial" w:eastAsia="Arial" w:cs="Arial"/>
-          <w:color w:val="2C2C2C"/>
-          <w:sz w:val="21"/>
-          <w:szCs w:val="21"/>
-        </w:rPr>
-      </w:pPr>
-      <w:r>
-        <w:rPr>
-          <w:rFonts w:eastAsia="Arial" w:cs="Arial"/>
-          <w:color w:val="2C2C2C"/>
-          <w:sz w:val="21"/>
-          <w:szCs w:val="21"/>
-        </w:rPr>
-        <w:t>SIM card security: cloning research, protocol-level attack analysis</w:t>
-      </w:r>
-    </w:p>
-    <w:p>
-      <w:pPr>
-        <w:pStyle w:val="ListParagraph"/>
-        <w:numPr>
-          <w:ilvl w:val="0"/>
-          <w:numId w:val="2"/>
-        </w:numPr>
-        <w:spacing w:before="20" w:after="20"/>
-        <w:rPr>
-          <w:rFonts w:ascii="Arial" w:hAnsi="Arial" w:eastAsia="Arial" w:cs="Arial"/>
-          <w:color w:val="2C2C2C"/>
-          <w:sz w:val="21"/>
-          <w:szCs w:val="21"/>
-        </w:rPr>
-      </w:pPr>
-      <w:r>
-        <w:rPr>
-          <w:rFonts w:eastAsia="Arial" w:cs="Arial"/>
-          <w:color w:val="2C2C2C"/>
-          <w:sz w:val="21"/>
-          <w:szCs w:val="21"/>
-        </w:rPr>
-        <w:t>wifi hacking device development</w:t>
-      </w:r>
-    </w:p>
-    <w:p>
-      <w:pPr>
-        <w:pStyle w:val="ListParagraph"/>
-        <w:spacing w:before="20" w:after="20"/>
-        <w:rPr>
-          <w:rFonts w:ascii="Arial" w:hAnsi="Arial" w:eastAsia="Arial" w:cs="Arial"/>
-          <w:color w:val="2C2C2C"/>
-          <w:sz w:val="21"/>
-          <w:szCs w:val="21"/>
-        </w:rPr>
-      </w:pPr>
-      <w:r>
-        <w:rPr>
-          <w:rFonts w:eastAsia="Arial" w:cs="Arial"/>
-          <w:color w:val="2C2C2C"/>
-          <w:sz w:val="21"/>
-          <w:szCs w:val="21"/>
-        </w:rPr>
-      </w:r>
-    </w:p>
-    <w:p>
-      <w:pPr>
-        <w:pStyle w:val="ListParagraph"/>
-        <w:spacing w:before="20" w:after="20"/>
-        <w:rPr>
-          <w:rFonts w:ascii="Arial" w:hAnsi="Arial" w:eastAsia="Arial" w:cs="Arial"/>
-          <w:color w:val="2C2C2C"/>
-          <w:sz w:val="21"/>
-          <w:szCs w:val="21"/>
-        </w:rPr>
-      </w:pPr>
-      <w:r>
-        <w:rPr>
-          <w:rFonts w:eastAsia="Arial" w:cs="Arial"/>
-          <w:color w:val="2C2C2C"/>
-          <w:sz w:val="21"/>
-          <w:szCs w:val="21"/>
-        </w:rPr>
+        <w:rPr>
+          <w:rFonts w:eastAsia="Arial" w:cs="Arial"/>
+          <w:color w:val="2C2C2C"/>
+          <w:sz w:val="21"/>
+          <w:szCs w:val="21"/>
+        </w:rPr>
+      </w:pPr>
+      <w:r>
+        <w:rPr>
+          <w:rFonts w:eastAsia="Arial" w:cs="Arial"/>
+          <w:color w:val="2C2C2C"/>
+          <w:sz w:val="21"/>
+          <w:szCs w:val="21"/>
+        </w:rPr>
+        <w:t>https://cxsecurity.com/author/antonius/1/</w:t>
       </w:r>
     </w:p>
     <w:p>
@@ -2894,7 +2392,7 @@
                 <w:sz w:val="20"/>
                 <w:szCs w:val="20"/>
               </w:rPr>
-              <w:t>CVE PoC</w:t>
+              <w:t>Publications</w:t>
             </w:r>
           </w:p>
         </w:tc>
@@ -2915,7 +2413,37 @@
                 <w:sz w:val="20"/>
                 <w:szCs w:val="20"/>
               </w:rPr>
-              <w:t>bluedragonsec.com/pocs/CVE-2026-27831-POC  |  github.com/bluedragonsecurity/CVE-2026-27831-POC</w:t>
+              <w:t xml:space="preserve">bluedragonsec.com | </w:t>
+            </w:r>
+            <w:r>
+              <w:rPr>
+                <w:rFonts w:eastAsia="Arial" w:cs="Arial"/>
+                <w:color w:val="333333"/>
+                <w:sz w:val="20"/>
+                <w:szCs w:val="20"/>
+              </w:rPr>
+              <w:t xml:space="preserve">packetstorm.news/files/author/10292/1  |  cxsecurity.com/author/antonius/1  |  </w:t>
+            </w:r>
+            <w:hyperlink r:id="rId4">
+              <w:r>
+                <w:rPr>
+                  <w:rStyle w:val="Hyperlink"/>
+                  <w:rFonts w:eastAsia="Arial" w:cs="Arial"/>
+                  <w:color w:val="333333"/>
+                  <w:sz w:val="20"/>
+                  <w:szCs w:val="20"/>
+                </w:rPr>
+                <w:t>medium.com/@w1sdom</w:t>
+              </w:r>
+            </w:hyperlink>
+            <w:r>
+              <w:rPr>
+                <w:rFonts w:eastAsia="Arial" w:cs="Arial"/>
+                <w:color w:val="333333"/>
+                <w:sz w:val="20"/>
+                <w:szCs w:val="20"/>
+              </w:rPr>
+              <w:t xml:space="preserve"> </w:t>
             </w:r>
           </w:p>
         </w:tc>
@@ -2942,7 +2470,7 @@
                 <w:sz w:val="20"/>
                 <w:szCs w:val="20"/>
               </w:rPr>
-              <w:t>Publications</w:t>
+              <w:t>Hardware / Robotics</w:t>
             </w:r>
           </w:p>
         </w:tc>
@@ -2963,103 +2491,7 @@
                 <w:sz w:val="20"/>
                 <w:szCs w:val="20"/>
               </w:rPr>
-              <w:t>packetstorm.news/files/author/10292/1  |  cxsecurity.com/author/antonius/1  |  medium.com/@w1sdom</w:t>
-            </w:r>
-          </w:p>
-        </w:tc>
-      </w:tr>
-      <w:tr>
-        <w:trPr/>
-        <w:tc>
-          <w:tcPr>
-            <w:tcW w:w="2200" w:type="dxa"/>
-            <w:tcBorders/>
-            <w:shd w:fill="F0F3F7" w:val="clear"/>
-          </w:tcPr>
-          <w:p>
-            <w:pPr>
-              <w:pStyle w:val="Normal"/>
-              <w:rPr/>
-            </w:pPr>
-            <w:r>
-              <w:rPr>
-                <w:rFonts w:eastAsia="Arial" w:cs="Arial"/>
-                <w:b/>
-                <w:bCs/>
-                <w:color w:val="1B3A6B"/>
-                <w:sz w:val="20"/>
-                <w:szCs w:val="20"/>
-              </w:rPr>
-              <w:t>Community</w:t>
-            </w:r>
-          </w:p>
-        </w:tc>
-        <w:tc>
-          <w:tcPr>
-            <w:tcW w:w="7706" w:type="dxa"/>
-            <w:tcBorders/>
-          </w:tcPr>
-          <w:p>
-            <w:pPr>
-              <w:pStyle w:val="Normal"/>
-              <w:rPr/>
-            </w:pPr>
-            <w:r>
-              <w:rPr>
-                <w:rFonts w:eastAsia="Arial" w:cs="Arial"/>
-                <w:color w:val="333333"/>
-                <w:sz w:val="20"/>
-                <w:szCs w:val="20"/>
-              </w:rPr>
-              <w:t>forum.0x00sec.org/u/w1sdom  |  sw0rdm4n.wordpress.com</w:t>
-            </w:r>
-          </w:p>
-        </w:tc>
-      </w:tr>
-      <w:tr>
-        <w:trPr/>
-        <w:tc>
-          <w:tcPr>
-            <w:tcW w:w="2200" w:type="dxa"/>
-            <w:tcBorders/>
-            <w:shd w:fill="F0F3F7" w:val="clear"/>
-          </w:tcPr>
-          <w:p>
-            <w:pPr>
-              <w:pStyle w:val="Normal"/>
-              <w:rPr/>
-            </w:pPr>
-            <w:r>
-              <w:rPr>
-                <w:rFonts w:eastAsia="Arial" w:cs="Arial"/>
-                <w:b/>
-                <w:bCs/>
-                <w:color w:val="1B3A6B"/>
-                <w:sz w:val="20"/>
-                <w:szCs w:val="20"/>
-              </w:rPr>
-              <w:t>Hardware / Robotics</w:t>
-            </w:r>
-          </w:p>
-        </w:tc>
-        <w:tc>
-          <w:tcPr>
-            <w:tcW w:w="7706" w:type="dxa"/>
-            <w:tcBorders/>
-          </w:tcPr>
-          <w:p>
-            <w:pPr>
-              <w:pStyle w:val="Normal"/>
-              <w:rPr/>
-            </w:pPr>
-            <w:r>
-              <w:rPr>
-                <w:rFonts w:eastAsia="Arial" w:cs="Arial"/>
-                <w:color w:val="333333"/>
-                <w:sz w:val="20"/>
-                <w:szCs w:val="20"/>
-              </w:rPr>
-              <w:t>youtube.com/robotsoft  |  youtube.com/antoniusringlayer</w:t>
+              <w:t xml:space="preserve">youtube.com/robotsoft  |  youtube.com/antoniusringlayer </w:t>
             </w:r>
           </w:p>
         </w:tc>
@@ -3141,35 +2573,7 @@
         </w:rPr>
       </w:pPr>
       <w:r>
-        <w:rPr>
-          <w:rFonts w:eastAsia="Arial" w:cs="Arial"/>
-          <w:i/>
-          <w:iCs/>
-          <w:color w:val="6C7A89"/>
-          <w:sz w:val="18"/>
-          <w:szCs w:val="18"/>
-        </w:rPr>
-      </w:r>
-    </w:p>
-    <w:p>
-      <w:pPr>
-        <w:pStyle w:val="Normal"/>
-        <w:pBdr>
-          <w:bottom w:val="single" w:sz="10" w:space="4" w:color="2E5FA3"/>
-        </w:pBdr>
-        <w:spacing w:before="280" w:after="100"/>
-        <w:rPr/>
-      </w:pPr>
-      <w:r>
-        <w:rPr>
-          <w:rFonts w:eastAsia="Arial" w:cs="Arial"/>
-          <w:b/>
-          <w:bCs/>
-          <w:color w:val="1B3A6B"/>
-          <w:sz w:val="26"/>
-          <w:szCs w:val="26"/>
-        </w:rPr>
-        <w:t>EDUCATION &amp; CERTIFICATION</w:t>
+        <w:rPr/>
       </w:r>
     </w:p>
     <w:p>
@@ -3179,131 +2583,32 @@
         <w:rPr/>
       </w:pPr>
       <w:r>
-        <w:rPr/>
-      </w:r>
-    </w:p>
-    <w:tbl>
-      <w:tblPr>
-        <w:tblW w:w="9906" w:type="dxa"/>
-        <w:jc w:val="start"/>
-        <w:tblInd w:w="0" w:type="dxa"/>
-        <w:tblLayout w:type="fixed"/>
-        <w:tblCellMar>
-          <w:top w:w="80" w:type="dxa"/>
-          <w:start w:w="140" w:type="dxa"/>
-          <w:bottom w:w="80" w:type="dxa"/>
-          <w:end w:w="100" w:type="dxa"/>
-        </w:tblCellMar>
-      </w:tblPr>
-      <w:tblGrid>
-        <w:gridCol w:w="2200"/>
-        <w:gridCol w:w="7706"/>
-      </w:tblGrid>
-      <w:tr>
-        <w:trPr/>
-        <w:tc>
-          <w:tcPr>
-            <w:tcW w:w="2200" w:type="dxa"/>
-            <w:tcBorders/>
-            <w:shd w:fill="F0F3F7" w:val="clear"/>
-          </w:tcPr>
-          <w:p>
-            <w:pPr>
-              <w:pStyle w:val="Normal"/>
-              <w:rPr/>
-            </w:pPr>
-            <w:r>
-              <w:rPr>
-                <w:rFonts w:eastAsia="Arial" w:cs="Arial"/>
-                <w:b/>
-                <w:bCs/>
-                <w:color w:val="1B3A6B"/>
-                <w:sz w:val="20"/>
-                <w:szCs w:val="20"/>
-              </w:rPr>
-              <w:t>Education</w:t>
-            </w:r>
-          </w:p>
-        </w:tc>
-        <w:tc>
-          <w:tcPr>
-            <w:tcW w:w="7706" w:type="dxa"/>
-            <w:tcBorders/>
-          </w:tcPr>
-          <w:p>
-            <w:pPr>
-              <w:pStyle w:val="Normal"/>
-              <w:rPr/>
-            </w:pPr>
-            <w:r>
-              <w:rPr>
-                <w:rFonts w:eastAsia="Arial" w:cs="Arial"/>
-                <w:color w:val="333333"/>
-                <w:sz w:val="20"/>
-                <w:szCs w:val="20"/>
-              </w:rPr>
-              <w:t>none</w:t>
-            </w:r>
-          </w:p>
-        </w:tc>
-      </w:tr>
-      <w:tr>
-        <w:trPr/>
-        <w:tc>
-          <w:tcPr>
-            <w:tcW w:w="2200" w:type="dxa"/>
-            <w:tcBorders/>
-            <w:shd w:fill="F0F3F7" w:val="clear"/>
-          </w:tcPr>
-          <w:p>
-            <w:pPr>
-              <w:pStyle w:val="Normal"/>
-              <w:rPr/>
-            </w:pPr>
-            <w:r>
-              <w:rPr>
-                <w:rFonts w:eastAsia="Arial" w:cs="Arial"/>
-                <w:b/>
-                <w:bCs/>
-                <w:color w:val="1B3A6B"/>
-                <w:sz w:val="20"/>
-                <w:szCs w:val="20"/>
-              </w:rPr>
-              <w:t>Certification</w:t>
-            </w:r>
-          </w:p>
-        </w:tc>
-        <w:tc>
-          <w:tcPr>
-            <w:tcW w:w="7706" w:type="dxa"/>
-            <w:tcBorders/>
-          </w:tcPr>
-          <w:p>
-            <w:pPr>
-              <w:pStyle w:val="Normal"/>
-              <w:rPr/>
-            </w:pPr>
-            <w:r>
-              <w:rPr>
-                <w:rFonts w:eastAsia="Arial" w:cs="Arial"/>
-                <w:color w:val="333333"/>
-                <w:sz w:val="20"/>
-                <w:szCs w:val="20"/>
-              </w:rPr>
-              <w:t>none</w:t>
-            </w:r>
-          </w:p>
-        </w:tc>
-      </w:tr>
-    </w:tbl>
-    <w:p>
-      <w:pPr>
-        <w:pStyle w:val="Normal"/>
-        <w:spacing w:before="0" w:after="140"/>
-        <w:rPr/>
-      </w:pPr>
-      <w:r>
-        <w:rPr/>
+        <w:rPr>
+          <w:rFonts w:eastAsia="Arial" w:cs="Arial" w:ascii="Oxanium;sans-serif" w:hAnsi="Oxanium;sans-serif"/>
+          <w:b w:val="false"/>
+          <w:i w:val="false"/>
+          <w:caps w:val="false"/>
+          <w:smallCaps w:val="false"/>
+          <w:color w:val="000000"/>
+          <w:spacing w:val="0"/>
+          <w:sz w:val="20"/>
+          <w:szCs w:val="20"/>
+        </w:rPr>
+        <w:t>Hidden Gem | Technical Polymath | Unique Skillset | Melancholic Choleric | Scorpio Zodiac | Gifte</w:t>
+      </w:r>
+      <w:r>
+        <w:rPr>
+          <w:rFonts w:eastAsia="Arial" w:cs="Arial" w:ascii="Oxanium;sans-serif" w:hAnsi="Oxanium;sans-serif"/>
+          <w:b w:val="false"/>
+          <w:i w:val="false"/>
+          <w:caps w:val="false"/>
+          <w:smallCaps w:val="false"/>
+          <w:color w:val="000000"/>
+          <w:spacing w:val="0"/>
+          <w:sz w:val="20"/>
+          <w:szCs w:val="20"/>
+        </w:rPr>
+        <w:t>d | Rare Entity | Novel Hacking</w:t>
       </w:r>
     </w:p>
     <w:sectPr>
@@ -3808,8 +3113,8 @@
       <w:u w:val="single"/>
     </w:rPr>
   </w:style>
-  <w:style w:type="character" w:styleId="FootnoteCharactersuser">
-    <w:name w:val="Footnote Characters (user)"/>
+  <w:style w:type="character" w:styleId="FootnoteCharacters">
+    <w:name w:val="Footnote Characters"/>
     <w:uiPriority w:val="99"/>
     <w:semiHidden/>
     <w:unhideWhenUsed/>
@@ -3818,8 +3123,8 @@
       <w:vertAlign w:val="superscript"/>
     </w:rPr>
   </w:style>
-  <w:style w:type="character" w:styleId="FootnoteCharacters">
-    <w:name w:val="Footnote Characters"/>
+  <w:style w:type="character" w:styleId="FootnoteCharactersuser">
+    <w:name w:val="Footnote Characters (user)"/>
     <w:qFormat/>
     <w:rPr>
       <w:vertAlign w:val="superscript"/>
@@ -3843,8 +3148,8 @@
       <w:szCs w:val="20"/>
     </w:rPr>
   </w:style>
-  <w:style w:type="character" w:styleId="EndnoteCharactersuser">
-    <w:name w:val="Endnote Characters (user)"/>
+  <w:style w:type="character" w:styleId="EndnoteCharacters">
+    <w:name w:val="Endnote Characters"/>
     <w:uiPriority w:val="99"/>
     <w:semiHidden/>
     <w:unhideWhenUsed/>
@@ -3853,8 +3158,8 @@
       <w:vertAlign w:val="superscript"/>
     </w:rPr>
   </w:style>
-  <w:style w:type="character" w:styleId="EndnoteCharacters">
-    <w:name w:val="Endnote Characters"/>
+  <w:style w:type="character" w:styleId="EndnoteCharactersuser">
+    <w:name w:val="Endnote Characters (user)"/>
     <w:qFormat/>
     <w:rPr>
       <w:vertAlign w:val="superscript"/>

--- a/Antonius_CV.docx
+++ b/Antonius_CV.docx
@@ -16,14 +16,14 @@
         </w:tblCellMar>
       </w:tblPr>
       <w:tblGrid>
-        <w:gridCol w:w="1897"/>
-        <w:gridCol w:w="8009"/>
+        <w:gridCol w:w="1896"/>
+        <w:gridCol w:w="8010"/>
       </w:tblGrid>
       <w:tr>
         <w:trPr/>
         <w:tc>
           <w:tcPr>
-            <w:tcW w:w="1897" w:type="dxa"/>
+            <w:tcW w:w="1896" w:type="dxa"/>
             <w:tcBorders/>
             <w:vAlign w:val="center"/>
           </w:tcPr>
@@ -78,7 +78,7 @@
         </w:tc>
         <w:tc>
           <w:tcPr>
-            <w:tcW w:w="8009" w:type="dxa"/>
+            <w:tcW w:w="8010" w:type="dxa"/>
             <w:tcBorders/>
             <w:shd w:fill="1B3A6B" w:val="clear"/>
             <w:tcMar>
@@ -120,18 +120,32 @@
                 <w:sz w:val="19"/>
                 <w:szCs w:val="19"/>
               </w:rPr>
-              <w:t xml:space="preserve">Polymath </w:t>
-            </w:r>
-            <w:r>
-              <w:rPr>
-                <w:rFonts w:eastAsia="Arial" w:cs="Arial"/>
-                <w:i/>
-                <w:iCs/>
+              <w:t xml:space="preserve">Polymath Security Researcher </w:t>
+            </w:r>
+          </w:p>
+          <w:p>
+            <w:pPr>
+              <w:pStyle w:val="Normal"/>
+              <w:spacing w:before="0" w:after="40"/>
+              <w:rPr/>
+            </w:pPr>
+            <w:r>
+              <w:rPr>
+                <w:rFonts w:eastAsia="Arial" w:cs="Arial"/>
+                <w:color w:val="FFFFFF"/>
+                <w:sz w:val="19"/>
+                <w:szCs w:val="19"/>
+              </w:rPr>
+              <w:t>antonius@bluedragonsec.com</w:t>
+            </w:r>
+            <w:r>
+              <w:rPr>
+                <w:rFonts w:eastAsia="Arial" w:cs="Arial"/>
                 <w:color w:val="9DC3F0"/>
                 <w:sz w:val="19"/>
                 <w:szCs w:val="19"/>
               </w:rPr>
-              <w:t xml:space="preserve">Security Researcher </w:t>
+              <w:t xml:space="preserve">   |   bluedragonsec.com</w:t>
             </w:r>
           </w:p>
           <w:p>
@@ -147,7 +161,7 @@
                 <w:sz w:val="19"/>
                 <w:szCs w:val="19"/>
               </w:rPr>
-              <w:t>antonius@bluedragonsec.com</w:t>
+              <w:t>github.com/bluedragonsecurity</w:t>
             </w:r>
             <w:r>
               <w:rPr>
@@ -156,114 +170,43 @@
                 <w:sz w:val="19"/>
                 <w:szCs w:val="19"/>
               </w:rPr>
-              <w:t xml:space="preserve">   |   bluedragonsec.com</w:t>
-            </w:r>
-          </w:p>
-          <w:p>
-            <w:pPr>
-              <w:pStyle w:val="Normal"/>
-              <w:spacing w:before="0" w:after="40"/>
-              <w:rPr/>
-            </w:pPr>
-            <w:r>
-              <w:rPr>
-                <w:rFonts w:eastAsia="Arial" w:cs="Arial"/>
-                <w:color w:val="FFFFFF"/>
-                <w:sz w:val="19"/>
-                <w:szCs w:val="19"/>
-              </w:rPr>
-              <w:t>github.com/bluedragonsecurity</w:t>
-            </w:r>
-            <w:r>
+              <w:t xml:space="preserve">   |   Tangerang, Indonesia</w:t>
+            </w:r>
+          </w:p>
+          <w:p>
+            <w:pPr>
+              <w:pStyle w:val="Normal"/>
+              <w:spacing w:before="0" w:after="0"/>
               <w:rPr>
                 <w:rFonts w:eastAsia="Arial" w:cs="Arial"/>
                 <w:color w:val="9DC3F0"/>
                 <w:sz w:val="19"/>
                 <w:szCs w:val="19"/>
               </w:rPr>
-              <w:t xml:space="preserve">   |   Tangerang, Indonesia</w:t>
-            </w:r>
-          </w:p>
-          <w:p>
-            <w:pPr>
-              <w:pStyle w:val="Normal"/>
-              <w:spacing w:before="0" w:after="0"/>
+            </w:pPr>
+            <w:r>
               <w:rPr>
                 <w:rFonts w:eastAsia="Arial" w:cs="Arial"/>
                 <w:color w:val="9DC3F0"/>
                 <w:sz w:val="19"/>
                 <w:szCs w:val="19"/>
               </w:rPr>
-            </w:pPr>
-            <w:r>
+              <w:t>Twitter: @bluedragonsec   |   Medium: @w1sdom   |   0x00sec: w1sdom</w:t>
+            </w:r>
+          </w:p>
+          <w:p>
+            <w:pPr>
+              <w:pStyle w:val="Normal"/>
+              <w:spacing w:before="0" w:after="0"/>
               <w:rPr>
                 <w:rFonts w:eastAsia="Arial" w:cs="Arial"/>
                 <w:color w:val="9DC3F0"/>
                 <w:sz w:val="19"/>
                 <w:szCs w:val="19"/>
               </w:rPr>
-              <w:t>Twitter: @bluedragonsec   |   Medium: @w1sdom   |   0x00sec: w1sdom</w:t>
-            </w:r>
-          </w:p>
-          <w:p>
-            <w:pPr>
-              <w:pStyle w:val="Normal"/>
-              <w:spacing w:before="0" w:after="0"/>
-              <w:rPr>
-                <w:rFonts w:eastAsia="Arial" w:cs="Arial"/>
-                <w:color w:val="9DC3F0"/>
-                <w:sz w:val="19"/>
-                <w:szCs w:val="19"/>
-              </w:rPr>
-            </w:pPr>
-            <w:r>
-              <w:rPr>
-                <w:rFonts w:eastAsia="Arial" w:cs="Arial"/>
-                <w:color w:val="9DC3F0"/>
-                <w:sz w:val="19"/>
-                <w:szCs w:val="19"/>
-              </w:rPr>
-            </w:r>
-          </w:p>
-          <w:p>
-            <w:pPr>
-              <w:pStyle w:val="Normal"/>
-              <w:spacing w:before="0" w:after="60"/>
-              <w:rPr>
-                <w:b/>
-                <w:bCs/>
-                <w:color w:val="FFFFFF"/>
-              </w:rPr>
-            </w:pPr>
-            <w:r>
-              <w:rPr>
-                <w:rFonts w:ascii="Oxanium;sans-serif" w:hAnsi="Oxanium;sans-serif"/>
-                <w:b/>
-                <w:bCs/>
-                <w:i w:val="false"/>
-                <w:caps w:val="false"/>
-                <w:smallCaps w:val="false"/>
-                <w:color w:val="FFFFFF"/>
-                <w:spacing w:val="0"/>
-                <w:sz w:val="20"/>
-                <w:szCs w:val="20"/>
-              </w:rPr>
-              <w:t>Hidden Gem | Technical Polymath | Unique Skillset | Melancholic Choleric | Scorpio Zodiac | Gifte</w:t>
-            </w:r>
-            <w:r>
-              <w:rPr>
-                <w:rFonts w:ascii="Oxanium;sans-serif" w:hAnsi="Oxanium;sans-serif"/>
-                <w:b/>
-                <w:bCs/>
-                <w:i w:val="false"/>
-                <w:caps w:val="false"/>
-                <w:smallCaps w:val="false"/>
-                <w:color w:val="FFFFFF"/>
-                <w:spacing w:val="0"/>
-                <w:sz w:val="20"/>
-                <w:szCs w:val="20"/>
-              </w:rPr>
-              <w:t>d | Rare Entity | Novel Hacking</w:t>
+            </w:pPr>
+            <w:r>
+              <w:rPr/>
             </w:r>
           </w:p>
         </w:tc>
@@ -470,25 +413,7 @@
                 <w:sz w:val="20"/>
                 <w:szCs w:val="20"/>
               </w:rPr>
-              <w:t xml:space="preserve">PCB Design &amp; Fabrication, RTL-SDR, </w:t>
-            </w:r>
-            <w:r>
-              <w:rPr>
-                <w:rFonts w:eastAsia="Arial" w:cs="Arial"/>
-                <w:color w:val="333333"/>
-                <w:sz w:val="20"/>
-                <w:szCs w:val="20"/>
-              </w:rPr>
-              <w:t>Custom Tactical Hacking Device Development</w:t>
-            </w:r>
-            <w:r>
-              <w:rPr>
-                <w:rFonts w:eastAsia="Arial" w:cs="Arial"/>
-                <w:color w:val="333333"/>
-                <w:sz w:val="20"/>
-                <w:szCs w:val="20"/>
-              </w:rPr>
-              <w:t>, IoT Device Fabrication</w:t>
+              <w:t>PCB Design &amp; Fabrication, RTL-SDR, Custom Tactical Hacking Device Development, IoT Device Fabrication</w:t>
             </w:r>
           </w:p>
         </w:tc>
@@ -632,25 +557,7 @@
                 <w:sz w:val="20"/>
                 <w:szCs w:val="20"/>
               </w:rPr>
-              <w:t xml:space="preserve">C, C++, Python, </w:t>
-            </w:r>
-            <w:r>
-              <w:rPr>
-                <w:rFonts w:eastAsia="Arial" w:cs="Arial"/>
-                <w:color w:val="333333"/>
-                <w:sz w:val="20"/>
-                <w:szCs w:val="20"/>
-              </w:rPr>
-              <w:t>ASM</w:t>
-            </w:r>
-            <w:r>
-              <w:rPr>
-                <w:rFonts w:eastAsia="Arial" w:cs="Arial"/>
-                <w:color w:val="333333"/>
-                <w:sz w:val="20"/>
-                <w:szCs w:val="20"/>
-              </w:rPr>
-              <w:t>, Java, PHP</w:t>
+              <w:t>C, C++, Python, ASM, Java, PHP</w:t>
             </w:r>
           </w:p>
         </w:tc>
@@ -1203,7 +1110,14 @@
               </w:rPr>
             </w:pPr>
             <w:r>
-              <w:rPr/>
+              <w:rPr>
+                <w:rFonts w:eastAsia="Courier New" w:cs="Courier New" w:ascii="Courier New" w:hAnsi="Courier New"/>
+                <w:b/>
+                <w:bCs/>
+                <w:color w:val="2E5FA3"/>
+                <w:sz w:val="19"/>
+                <w:szCs w:val="19"/>
+              </w:rPr>
             </w:r>
           </w:p>
         </w:tc>
@@ -1392,16 +1306,7 @@
           <w:sz w:val="21"/>
           <w:szCs w:val="21"/>
         </w:rPr>
-        <w:t>Low level vulnerability research</w:t>
-      </w:r>
-      <w:r>
-        <w:rPr>
-          <w:rFonts w:eastAsia="Arial" w:cs="Arial"/>
-          <w:color w:val="2C2C2C"/>
-          <w:sz w:val="21"/>
-          <w:szCs w:val="21"/>
-        </w:rPr>
-        <w:t>, PoC development, CVE reporting</w:t>
+        <w:t>Low level vulnerability research, PoC development, CVE reporting</w:t>
       </w:r>
     </w:p>
     <w:p>
@@ -1890,16 +1795,7 @@
           <w:sz w:val="21"/>
           <w:szCs w:val="21"/>
         </w:rPr>
-        <w:t xml:space="preserve">Design and manufacture custom PCBs for robotics, IoT, </w:t>
-      </w:r>
-      <w:r>
-        <w:rPr>
-          <w:rFonts w:eastAsia="Arial" w:cs="Arial"/>
-          <w:color w:val="2C2C2C"/>
-          <w:sz w:val="21"/>
-          <w:szCs w:val="21"/>
-        </w:rPr>
-        <w:t>tactical hacking device development</w:t>
+        <w:t>Design and manufacture custom PCBs for robotics, IoT, tactical hacking device development</w:t>
       </w:r>
     </w:p>
     <w:p>
@@ -2146,16 +2042,7 @@
           <w:sz w:val="21"/>
           <w:szCs w:val="21"/>
         </w:rPr>
-        <w:t xml:space="preserve">Robotics portfolio: multiple autonomous robot designs documented at youtube.com/antoniusringlayer </w:t>
-      </w:r>
-      <w:r>
-        <w:rPr>
-          <w:rFonts w:eastAsia="Arial" w:cs="Arial"/>
-          <w:color w:val="2C2C2C"/>
-          <w:sz w:val="21"/>
-          <w:szCs w:val="21"/>
-        </w:rPr>
-        <w:t>&amp; https://bluedragonsec.com/var/robotic/</w:t>
+        <w:t>Robotics portfolio: multiple autonomous robot designs documented at youtube.com/antoniusringlayer &amp; https://bluedragonsec.com/var/robotic/</w:t>
       </w:r>
     </w:p>
     <w:p>
@@ -2292,7 +2179,18 @@
           <w:sz w:val="26"/>
           <w:szCs w:val="26"/>
         </w:rPr>
-        <w:t>ONLINE PRESENCE &amp; VERIFICATION</w:t>
+        <w:t>DATA</w:t>
+      </w:r>
+      <w:r>
+        <w:rPr>
+          <w:rFonts w:eastAsia="Arial" w:cs="Arial"/>
+          <w:b/>
+          <w:bCs/>
+          <w:color w:val="1B3A6B"/>
+          <w:sz w:val="26"/>
+          <w:szCs w:val="26"/>
+        </w:rPr>
+        <w:t xml:space="preserve"> &amp; VERIFICATION</w:t>
       </w:r>
     </w:p>
     <w:p>
@@ -2413,16 +2311,7 @@
                 <w:sz w:val="20"/>
                 <w:szCs w:val="20"/>
               </w:rPr>
-              <w:t xml:space="preserve">bluedragonsec.com | </w:t>
-            </w:r>
-            <w:r>
-              <w:rPr>
-                <w:rFonts w:eastAsia="Arial" w:cs="Arial"/>
-                <w:color w:val="333333"/>
-                <w:sz w:val="20"/>
-                <w:szCs w:val="20"/>
-              </w:rPr>
-              <w:t xml:space="preserve">packetstorm.news/files/author/10292/1  |  cxsecurity.com/author/antonius/1  |  </w:t>
+              <w:t xml:space="preserve">bluedragonsec.com | packetstorm.news/files/author/10292/1  |  cxsecurity.com/author/antonius/1  |  </w:t>
             </w:r>
             <w:hyperlink r:id="rId4">
               <w:r>
@@ -2544,6 +2433,162 @@
           </w:p>
         </w:tc>
       </w:tr>
+      <w:tr>
+        <w:trPr/>
+        <w:tc>
+          <w:tcPr>
+            <w:tcW w:w="2200" w:type="dxa"/>
+            <w:tcBorders/>
+            <w:shd w:fill="F0F3F7" w:val="clear"/>
+          </w:tcPr>
+          <w:p>
+            <w:pPr>
+              <w:pStyle w:val="Normal"/>
+              <w:rPr/>
+            </w:pPr>
+            <w:r>
+              <w:rPr>
+                <w:rFonts w:eastAsia="Arial" w:cs="Arial"/>
+                <w:b/>
+                <w:bCs/>
+                <w:color w:val="1B3A6B"/>
+                <w:sz w:val="20"/>
+                <w:szCs w:val="20"/>
+              </w:rPr>
+              <w:t>Kernel Reporting</w:t>
+            </w:r>
+          </w:p>
+        </w:tc>
+        <w:tc>
+          <w:tcPr>
+            <w:tcW w:w="7706" w:type="dxa"/>
+            <w:tcBorders/>
+          </w:tcPr>
+          <w:p>
+            <w:pPr>
+              <w:pStyle w:val="Normal"/>
+              <w:rPr/>
+            </w:pPr>
+            <w:r>
+              <w:rPr/>
+              <w:t>https://lore.kernel.org/all/?q=bluedragonsecurity</w:t>
+            </w:r>
+          </w:p>
+        </w:tc>
+      </w:tr>
+      <w:tr>
+        <w:trPr/>
+        <w:tc>
+          <w:tcPr>
+            <w:tcW w:w="2200" w:type="dxa"/>
+            <w:tcBorders/>
+            <w:shd w:fill="F0F3F7" w:val="clear"/>
+          </w:tcPr>
+          <w:p>
+            <w:pPr>
+              <w:pStyle w:val="Normal"/>
+              <w:rPr/>
+            </w:pPr>
+            <w:r>
+              <w:rPr>
+                <w:rFonts w:eastAsia="Arial" w:cs="Arial"/>
+                <w:b/>
+                <w:bCs/>
+                <w:color w:val="1B3A6B"/>
+                <w:sz w:val="20"/>
+                <w:szCs w:val="20"/>
+              </w:rPr>
+              <w:t>CVE</w:t>
+            </w:r>
+          </w:p>
+        </w:tc>
+        <w:tc>
+          <w:tcPr>
+            <w:tcW w:w="7706" w:type="dxa"/>
+            <w:tcBorders/>
+          </w:tcPr>
+          <w:p>
+            <w:pPr>
+              <w:pStyle w:val="Normal"/>
+              <w:rPr/>
+            </w:pPr>
+            <w:hyperlink r:id="rId5">
+              <w:r>
+                <w:rPr>
+                  <w:rStyle w:val="Hyperlink"/>
+                </w:rPr>
+                <w:t>https://www.cve.org/CVERecord?id=CVE-2026-27831</w:t>
+              </w:r>
+            </w:hyperlink>
+          </w:p>
+          <w:p>
+            <w:pPr>
+              <w:pStyle w:val="Normal"/>
+              <w:rPr/>
+            </w:pPr>
+            <w:hyperlink r:id="rId6">
+              <w:r>
+                <w:rPr>
+                  <w:rStyle w:val="Hyperlink"/>
+                </w:rPr>
+                <w:t>https://www.cve.org/CVERecord?id=CVE-2026-23416</w:t>
+              </w:r>
+            </w:hyperlink>
+          </w:p>
+          <w:p>
+            <w:pPr>
+              <w:pStyle w:val="Normal"/>
+              <w:rPr/>
+            </w:pPr>
+            <w:r>
+              <w:rPr/>
+            </w:r>
+          </w:p>
+        </w:tc>
+      </w:tr>
+      <w:tr>
+        <w:trPr/>
+        <w:tc>
+          <w:tcPr>
+            <w:tcW w:w="2200" w:type="dxa"/>
+            <w:tcBorders/>
+            <w:shd w:fill="F0F3F7" w:val="clear"/>
+          </w:tcPr>
+          <w:p>
+            <w:pPr>
+              <w:pStyle w:val="Normal"/>
+              <w:rPr/>
+            </w:pPr>
+            <w:r>
+              <w:rPr>
+                <w:rFonts w:eastAsia="Arial" w:cs="Arial"/>
+                <w:b/>
+                <w:bCs/>
+                <w:color w:val="1B3A6B"/>
+                <w:sz w:val="20"/>
+                <w:szCs w:val="20"/>
+              </w:rPr>
+              <w:t>Country</w:t>
+            </w:r>
+          </w:p>
+        </w:tc>
+        <w:tc>
+          <w:tcPr>
+            <w:tcW w:w="7706" w:type="dxa"/>
+            <w:tcBorders/>
+          </w:tcPr>
+          <w:p>
+            <w:pPr>
+              <w:pStyle w:val="Normal"/>
+              <w:rPr/>
+            </w:pPr>
+            <w:r>
+              <w:rPr/>
+              <w:t>Indonesia</w:t>
+            </w:r>
+          </w:p>
+        </w:tc>
+      </w:tr>
     </w:tbl>
     <w:p>
       <w:pPr>
@@ -2573,14 +2618,31 @@
         </w:rPr>
       </w:pPr>
       <w:r>
-        <w:rPr/>
+        <w:rPr>
+          <w:rFonts w:eastAsia="Arial" w:cs="Arial"/>
+          <w:i/>
+          <w:iCs/>
+          <w:color w:val="6C7A89"/>
+          <w:sz w:val="18"/>
+          <w:szCs w:val="18"/>
+        </w:rPr>
       </w:r>
     </w:p>
     <w:p>
       <w:pPr>
         <w:pStyle w:val="Normal"/>
         <w:spacing w:before="0" w:after="60"/>
-        <w:rPr/>
+        <w:rPr>
+          <w:rFonts w:ascii="Oxanium;sans-serif" w:hAnsi="Oxanium;sans-serif" w:eastAsia="Arial" w:cs="Arial"/>
+          <w:b w:val="false"/>
+          <w:i w:val="false"/>
+          <w:caps w:val="false"/>
+          <w:smallCaps w:val="false"/>
+          <w:color w:val="000000"/>
+          <w:spacing w:val="0"/>
+          <w:sz w:val="24"/>
+          <w:szCs w:val="20"/>
+        </w:rPr>
       </w:pPr>
       <w:r>
         <w:rPr>
@@ -2591,11 +2653,28 @@
           <w:smallCaps w:val="false"/>
           <w:color w:val="000000"/>
           <w:spacing w:val="0"/>
-          <w:sz w:val="20"/>
+          <w:sz w:val="24"/>
           <w:szCs w:val="20"/>
         </w:rPr>
-        <w:t>Hidden Gem | Technical Polymath | Unique Skillset | Melancholic Choleric | Scorpio Zodiac | Gifte</w:t>
-      </w:r>
+        <w:t>Low-Level Vulnerability Research | Hardware Hacking | Robotics | Indonesia</w:t>
+      </w:r>
+    </w:p>
+    <w:p>
+      <w:pPr>
+        <w:pStyle w:val="Normal"/>
+        <w:spacing w:before="0" w:after="60"/>
+        <w:rPr>
+          <w:rFonts w:ascii="Oxanium;sans-serif" w:hAnsi="Oxanium;sans-serif" w:eastAsia="Arial" w:cs="Arial"/>
+          <w:b w:val="false"/>
+          <w:i w:val="false"/>
+          <w:caps w:val="false"/>
+          <w:smallCaps w:val="false"/>
+          <w:color w:val="000000"/>
+          <w:spacing w:val="0"/>
+          <w:sz w:val="24"/>
+          <w:szCs w:val="20"/>
+        </w:rPr>
+      </w:pPr>
       <w:r>
         <w:rPr>
           <w:rFonts w:eastAsia="Arial" w:cs="Arial" w:ascii="Oxanium;sans-serif" w:hAnsi="Oxanium;sans-serif"/>
@@ -2605,10 +2684,43 @@
           <w:smallCaps w:val="false"/>
           <w:color w:val="000000"/>
           <w:spacing w:val="0"/>
-          <w:sz w:val="20"/>
+          <w:sz w:val="24"/>
           <w:szCs w:val="20"/>
         </w:rPr>
-        <w:t>d | Rare Entity | Novel Hacking</w:t>
+      </w:r>
+    </w:p>
+    <w:p>
+      <w:pPr>
+        <w:pStyle w:val="Normal"/>
+        <w:spacing w:before="0" w:after="60"/>
+        <w:jc w:val="center"/>
+        <w:rPr>
+          <w:rFonts w:ascii="Oxanium;sans-serif" w:hAnsi="Oxanium;sans-serif" w:eastAsia="Arial" w:cs="Arial"/>
+          <w:b/>
+          <w:bCs/>
+          <w:i w:val="false"/>
+          <w:caps w:val="false"/>
+          <w:smallCaps w:val="false"/>
+          <w:color w:val="000000"/>
+          <w:spacing w:val="0"/>
+          <w:sz w:val="40"/>
+          <w:szCs w:val="40"/>
+        </w:rPr>
+      </w:pPr>
+      <w:r>
+        <w:rPr>
+          <w:rFonts w:eastAsia="Arial" w:cs="Arial" w:ascii="Oxanium;sans-serif" w:hAnsi="Oxanium;sans-serif"/>
+          <w:b/>
+          <w:bCs/>
+          <w:i w:val="false"/>
+          <w:caps w:val="false"/>
+          <w:smallCaps w:val="false"/>
+          <w:color w:val="000000"/>
+          <w:spacing w:val="0"/>
+          <w:sz w:val="40"/>
+          <w:szCs w:val="40"/>
+        </w:rPr>
+        <w:t>www.bluedragonsec.com</w:t>
       </w:r>
     </w:p>
     <w:sectPr>
@@ -3113,8 +3225,8 @@
       <w:u w:val="single"/>
     </w:rPr>
   </w:style>
-  <w:style w:type="character" w:styleId="FootnoteCharacters">
-    <w:name w:val="Footnote Characters"/>
+  <w:style w:type="character" w:styleId="FootnoteCharactersuser">
+    <w:name w:val="Footnote Characters (user)"/>
     <w:uiPriority w:val="99"/>
     <w:semiHidden/>
     <w:unhideWhenUsed/>
@@ -3123,8 +3235,8 @@
       <w:vertAlign w:val="superscript"/>
     </w:rPr>
   </w:style>
-  <w:style w:type="character" w:styleId="FootnoteCharactersuser">
-    <w:name w:val="Footnote Characters (user)"/>
+  <w:style w:type="character" w:styleId="FootnoteCharacters">
+    <w:name w:val="Footnote Characters"/>
     <w:qFormat/>
     <w:rPr>
       <w:vertAlign w:val="superscript"/>
@@ -3148,8 +3260,8 @@
       <w:szCs w:val="20"/>
     </w:rPr>
   </w:style>
-  <w:style w:type="character" w:styleId="EndnoteCharacters">
-    <w:name w:val="Endnote Characters"/>
+  <w:style w:type="character" w:styleId="EndnoteCharactersuser">
+    <w:name w:val="Endnote Characters (user)"/>
     <w:uiPriority w:val="99"/>
     <w:semiHidden/>
     <w:unhideWhenUsed/>
@@ -3158,8 +3270,8 @@
       <w:vertAlign w:val="superscript"/>
     </w:rPr>
   </w:style>
-  <w:style w:type="character" w:styleId="EndnoteCharactersuser">
-    <w:name w:val="Endnote Characters (user)"/>
+  <w:style w:type="character" w:styleId="EndnoteCharacters">
+    <w:name w:val="Endnote Characters"/>
     <w:qFormat/>
     <w:rPr>
       <w:vertAlign w:val="superscript"/>
